--- a/data/outputs/v2/Chemistry/SS1.3_The_Periodic_Table/Chemistry_The_Periodic_Table_SummaryTable.docx
+++ b/data/outputs/v2/Chemistry/SS1.3_The_Periodic_Table/Chemistry_The_Periodic_Table_SummaryTable.docx
@@ -38,6 +38,177 @@
           <w:szCs w:val="22"/>
         </w:rPr>
         <w:t xml:space="preserve">Sub-Strand 1.3: The Periodic Table — Teacher Reference (Pre-filled)</w:t>
+      </w:r>
+    </w:p>
+    <w:p>
+      <w:pPr>
+        <w:spacing w:after="80" w:before="120"/>
+      </w:pPr>
+      <w:r>
+        <w:rPr>
+          <w:rFonts w:ascii="Arial" w:cs="Arial" w:eastAsia="Arial" w:hAnsi="Arial"/>
+          <w:b/>
+          <w:bCs/>
+          <w:color w:val="1F3864"/>
+          <w:sz w:val="20"/>
+          <w:szCs w:val="20"/>
+        </w:rPr>
+        <w:t xml:space="preserve">ATTRIBUTION AND LICENSING</w:t>
+      </w:r>
+    </w:p>
+    <w:p>
+      <w:pPr>
+        <w:spacing w:after="60" w:before="0"/>
+      </w:pPr>
+      <w:r>
+        <w:rPr>
+          <w:rFonts w:ascii="Arial" w:cs="Arial" w:eastAsia="Arial" w:hAnsi="Arial"/>
+          <w:b/>
+          <w:bCs/>
+          <w:sz w:val="17"/>
+          <w:szCs w:val="17"/>
+        </w:rPr>
+        <w:t xml:space="preserve">Curriculum Alignment: </w:t>
+      </w:r>
+      <w:r>
+        <w:rPr>
+          <w:rFonts w:ascii="Arial" w:cs="Arial" w:eastAsia="Arial" w:hAnsi="Arial"/>
+          <w:sz w:val="17"/>
+          <w:szCs w:val="17"/>
+        </w:rPr>
+        <w:t xml:space="preserve">Structured in pedagogical alignment with the competence-based curriculum format and learning outcomes established by the Kenya Institute of Curriculum Development (KICD). This material is independently developed and is not officially endorsed or published by KICD.</w:t>
+      </w:r>
+    </w:p>
+    <w:p>
+      <w:pPr>
+        <w:spacing w:after="60" w:before="0"/>
+      </w:pPr>
+      <w:r>
+        <w:rPr>
+          <w:rFonts w:ascii="Arial" w:cs="Arial" w:eastAsia="Arial" w:hAnsi="Arial"/>
+          <w:b/>
+          <w:bCs/>
+          <w:sz w:val="17"/>
+          <w:szCs w:val="17"/>
+        </w:rPr>
+        <w:t xml:space="preserve">Content &amp; Pedagogy: </w:t>
+      </w:r>
+      <w:r>
+        <w:rPr>
+          <w:rFonts w:ascii="Arial" w:cs="Arial" w:eastAsia="Arial" w:hAnsi="Arial"/>
+          <w:sz w:val="17"/>
+          <w:szCs w:val="17"/>
+        </w:rPr>
+        <w:t xml:space="preserve">Developed and adapted by the educator team at SeaVuria (registered 501(c)(3) in the United States and registered NGO in Kenya, No. 872-850A-BF11), who designed the pedagogical framework, lesson templates and exemplar lessons on which this material is based.</w:t>
+      </w:r>
+    </w:p>
+    <w:p>
+      <w:pPr>
+        <w:spacing w:after="60" w:before="0"/>
+      </w:pPr>
+      <w:r>
+        <w:rPr>
+          <w:rFonts w:ascii="Arial" w:cs="Arial" w:eastAsia="Arial" w:hAnsi="Arial"/>
+          <w:b/>
+          <w:bCs/>
+          <w:sz w:val="17"/>
+          <w:szCs w:val="17"/>
+        </w:rPr>
+        <w:t xml:space="preserve">Production &amp; Layout: </w:t>
+      </w:r>
+      <w:r>
+        <w:rPr>
+          <w:rFonts w:ascii="Arial" w:cs="Arial" w:eastAsia="Arial" w:hAnsi="Arial"/>
+          <w:sz w:val="17"/>
+          <w:szCs w:val="17"/>
+        </w:rPr>
+        <w:t xml:space="preserve">Educational design and curriculum sequencing by SeaVuria. Technical layout, structural formatting, and digital optimization/implementation executed in partnership with ARES Education (registered 501(c)(3) in the United States and Canada (as Afretech Aid) and registered NGO in Kenya), with lesson drafting and compilation assisted by AI (Claude, Anthropic).</w:t>
+      </w:r>
+    </w:p>
+    <w:p>
+      <w:pPr>
+        <w:pBdr>
+          <w:bottom w:val="single" w:color="1F3864" w:sz="6" w:space="6"/>
+        </w:pBdr>
+        <w:spacing w:after="60" w:before="0"/>
+      </w:pPr>
+      <w:r>
+        <w:rPr>
+          <w:rFonts w:ascii="Arial" w:cs="Arial" w:eastAsia="Arial" w:hAnsi="Arial"/>
+          <w:b/>
+          <w:bCs/>
+          <w:sz w:val="17"/>
+          <w:szCs w:val="17"/>
+        </w:rPr>
+        <w:t xml:space="preserve">Licensing &amp; Copyright: </w:t>
+      </w:r>
+      <w:r>
+        <w:rPr>
+          <w:rFonts w:ascii="Arial" w:cs="Arial" w:eastAsia="Arial" w:hAnsi="Arial"/>
+          <w:sz w:val="17"/>
+          <w:szCs w:val="17"/>
+        </w:rPr>
+        <w:t xml:space="preserve">© 2026 SeaVuria and ARES. This work is licensed under a </w:t>
+      </w:r>
+      <w:hyperlink w:history="1" r:id="rIdnlye64siara6qgjprgnya">
+        <w:r>
+          <w:rPr>
+            <w:rFonts w:ascii="Arial" w:cs="Arial" w:eastAsia="Arial" w:hAnsi="Arial"/>
+            <w:color w:val="1F6B75"/>
+            <w:sz w:val="17"/>
+            <w:szCs w:val="17"/>
+            <w:u w:val="single" w:color="1F6B75"/>
+          </w:rPr>
+          <w:t xml:space="preserve">Creative Commons Attribution-NonCommercial 4.0 International License</w:t>
+        </w:r>
+      </w:hyperlink>
+      <w:r>
+        <w:rPr>
+          <w:rFonts w:ascii="Arial" w:cs="Arial" w:eastAsia="Arial" w:hAnsi="Arial"/>
+          <w:sz w:val="17"/>
+          <w:szCs w:val="17"/>
+        </w:rPr>
+        <w:t xml:space="preserve"> (</w:t>
+      </w:r>
+      <w:hyperlink w:history="1" r:id="rId-albk3vaetq-ae00zgste">
+        <w:r>
+          <w:rPr>
+            <w:rFonts w:ascii="Arial" w:cs="Arial" w:eastAsia="Arial" w:hAnsi="Arial"/>
+            <w:color w:val="1F6B75"/>
+            <w:sz w:val="17"/>
+            <w:szCs w:val="17"/>
+            <w:u w:val="single" w:color="1F6B75"/>
+          </w:rPr>
+          <w:t xml:space="preserve">CC BY-NC 4.0</w:t>
+        </w:r>
+      </w:hyperlink>
+      <w:r>
+        <w:rPr>
+          <w:rFonts w:ascii="Arial" w:cs="Arial" w:eastAsia="Arial" w:hAnsi="Arial"/>
+          <w:sz w:val="17"/>
+          <w:szCs w:val="17"/>
+        </w:rPr>
+        <w:t xml:space="preserve">). To view a copy of this license, visit </w:t>
+      </w:r>
+      <w:hyperlink w:history="1" r:id="rIdsflxsuybwrb6-vpn-zlin">
+        <w:r>
+          <w:rPr>
+            <w:rFonts w:ascii="Arial" w:cs="Arial" w:eastAsia="Arial" w:hAnsi="Arial"/>
+            <w:color w:val="1F6B75"/>
+            <w:sz w:val="17"/>
+            <w:szCs w:val="17"/>
+            <w:u w:val="single" w:color="1F6B75"/>
+          </w:rPr>
+          <w:t xml:space="preserve">https://creativecommons.org/licenses/by-nc/4.0/</w:t>
+        </w:r>
+      </w:hyperlink>
+      <w:r>
+        <w:rPr>
+          <w:rFonts w:ascii="Arial" w:cs="Arial" w:eastAsia="Arial" w:hAnsi="Arial"/>
+          <w:sz w:val="17"/>
+          <w:szCs w:val="17"/>
+        </w:rPr>
+        <w:t xml:space="preserve">. You are free to copy, redistribute, and adapt this material in any medium or format, provided appropriate credit is given and the material is not used for commercial purposes. KICD learning outcomes and curriculum designations reproduced here for alignment purposes remain the property of KICD and are not covered by this license. Linked external resources (e.g. CK-12, Khan Academy, PhET) are subject to their own licenses.</w:t>
       </w:r>
     </w:p>
     <w:p>

--- a/data/outputs/v2/Chemistry/SS1.3_The_Periodic_Table/Chemistry_The_Periodic_Table_SummaryTable.docx
+++ b/data/outputs/v2/Chemistry/SS1.3_The_Periodic_Table/Chemistry_The_Periodic_Table_SummaryTable.docx
@@ -564,7 +564,7 @@
                 <w:sz w:val="18"/>
                 <w:szCs w:val="18"/>
               </w:rPr>
-              <w:t xml:space="preserve">Teacher distributes sets of 20 element cards (H to Ca) printed with atomic number, atomic mass, and key properties. Students attempt to arrange them into a logical grid on their desks. As groups compare arrangements, they notice that certain cards naturally cluster — elements that react violently with water land in one column, shiny soft metals in another, and gases that barely react at all in yet another. DQB NOTE: After the card sort, students post their opening 'I wonder…' and 'I notice…' sticky notes on the class Driving Questions Board. Teacher should photograph each group's card arrangement at this stage — this is the Lesson 1 baseline model for comparison at the end of the unit.</w:t>
+              <w:t xml:space="preserve">Learners sorted 20 unlabelled element cards (H–Ca) — each showing a Kenyan context photograph — into self-chosen groups. Different groups produced different arrangements: some sorted by atomic number, some by reactivity rating, some by state at room temperature, and some by the Kenyan context shown on the card. Comparison of three element pairs (Li/Na, F/Cl, He/Ne) showed that elements far apart in atomic number can share very similar properties, while neighbouring elements can be completely different.</w:t>
             </w:r>
           </w:p>
         </w:tc>
@@ -596,7 +596,7 @@
                 <w:sz w:val="18"/>
                 <w:szCs w:val="18"/>
               </w:rPr>
-              <w:t xml:space="preserve">The 20 elements from Hydrogen to Calcium can be arranged into a two-dimensional grid of GROUPS (vertical columns) and PERIODS (horizontal rows). Elements in the same group share strikingly similar physical and chemical properties — for example, sodium (Na) and potassium (K) both react vigorously with water, while fluorine (F) and chlorine (Cl) are both reactive gases that form salts. The pattern is not accidental: position in the grid encodes information about how an element will behave. This is the foundation of the modern periodic table.</w:t>
+              <w:t xml:space="preserve">The 20 elements from Hydrogen to Calcium can be arranged into a two-dimensional grid of GROUPS (vertical columns) and PERIODS (horizontal rows). Elements in the same group share similar properties even when their atomic numbers are far apart. Scientists disagreed about how to organise the elements — just as our class disagreed — until patterns in behaviour made certain groupings more defensible than others. The unit Driving Question is: 'Why do the 118 elements behave so differently, and how can knowing an element's position in the periodic table help us predict what it will do?'</w:t>
             </w:r>
           </w:p>
         </w:tc>
@@ -628,7 +628,7 @@
                 <w:sz w:val="18"/>
                 <w:szCs w:val="18"/>
               </w:rPr>
-              <w:t xml:space="preserve">The card challenge is the anchoring phenomenon for the entire unit. Students should record: 'The element cards could be sorted because elements show a PERIODIC pattern — properties repeat at regular intervals as atomic number increases.' This directly begins to answer the driving question: elements behave differently because of differences in their internal structure, and the table's grid makes those differences visible. Pedagogical note — many students initially sort by atomic mass rather than atomic number; use this as a teachable moment foreshadowing Mendeleev's original challenge (Lesson 2). Cold-call at least 3 groups to share their sorting logic before revealing the accepted arrangement.</w:t>
+              <w:t xml:space="preserve">We cannot yet explain WHY elements in the same group behave similarly — that explanation requires understanding what is INSIDE atoms (electron arrangement), which we will build over the next lessons. Our initial models (Model Version 1) are our best current hypotheses. They are not wrong — they are waiting for evidence.</w:t>
             </w:r>
           </w:p>
         </w:tc>
@@ -713,7 +713,7 @@
                 <w:sz w:val="18"/>
                 <w:szCs w:val="18"/>
               </w:rPr>
-              <w:t xml:space="preserve">Students examine a timeline of key scientists — Döbereiner's triads (1817), Newlands' Law of Octaves (1865), Mendeleev's periodic law (1869), and Moseley's atomic number revision (1913). They analyse a facsimile of Mendeleev's original 1869 table, noting that he left deliberate gaps and predicted properties of undiscovered elements (e.g., eka-silicon, later named Germanium). A short reading on Kenyan chemist contributions to modern materials science can be used to localise the history. Students compare Mendeleev's predictions for Germanium with the actual values when it was discovered in 1886.</w:t>
+              <w:t xml:space="preserve">Students watched a curated video on the historical development of the periodic table (Döbereiner → Newlands → Mendeleev → Moseley) and completed a structured observation guide tracking each scientist's ordering method and its limitations. Groups constructed annotated timeline posters connecting each historical strategy to their own Lesson 1 card-sort approaches, and conducted a gallery walk with peer-challenge sticky notes.</w:t>
             </w:r>
           </w:p>
         </w:tc>
@@ -745,7 +745,7 @@
                 <w:sz w:val="18"/>
                 <w:szCs w:val="18"/>
               </w:rPr>
-              <w:t xml:space="preserve">The periodic table was not invented in a single moment — it evolved over nearly 100 years as scientists proposed, tested, and revised models. Key milestones: Döbereiner noticed triads of elements with related properties; Newlands identified an 'octave' pattern; Mendeleev produced the first widely accepted table, arranged by atomic mass, and crucially left gaps for undiscovered elements; Moseley later corrected the arrangement by atomic number, resolving anomalies. Science is a self-correcting process — the table improved as new evidence emerged. Mendeleev's predictive gaps were confirmed when Gallium (1875) and Germanium (1886) were discovered with properties matching his forecasts.</w:t>
+              <w:t xml:space="preserve">Students learned that the periodic table was not invented in a single moment but evolved over nearly 100 years as scientists proposed, tested, and revised different ordering systems. They learned that Mendeleev's use of atomic mass allowed brave predictive gaps, but that Moseley's use of atomic number — the number of protons — finally resolved all anomalies and revealed a deeper, invisible pattern inside the atom. They connected this historical arc to their own card-sort strategies from Lesson 1.</w:t>
             </w:r>
           </w:p>
         </w:tc>
@@ -777,7 +777,7 @@
                 <w:sz w:val="18"/>
                 <w:szCs w:val="18"/>
               </w:rPr>
-              <w:t xml:space="preserve">History shows that the periodic table is a scientific model — it was built on evidence, revised when evidence demanded it, and is still extended today (elements 113–118 were named between 2016–2022). This answers part of the driving question: elements were 'unknown' until discovered because the table predicted blank spaces. Teacher note — draw an explicit parallel: just as Mendeleev predicted eka-silicon's density (~5.35 g/cm³) and the real Germanium measured 5.32 g/cm³, students can use the table TODAY to predict properties of unfamiliar elements. This is the power the driving question is pointing toward. Encourage students to update their DQB: 'I used to think the table was just a list… now I think it is a predictive tool.'</w:t>
+              <w:t xml:space="preserve">Students cannot yet fully explain WHY ordering by atomic number works — specifically, what internal feature of the atom (electron arrangement) causes elements in the same group to behave similarly. This gap is intentionally preserved in their Sentence 2 model annotation and on the DQB, and will be directly investigated in Lesson 3.</w:t>
             </w:r>
           </w:p>
         </w:tc>
@@ -862,7 +862,7 @@
                 <w:sz w:val="18"/>
                 <w:szCs w:val="18"/>
               </w:rPr>
-              <w:t xml:space="preserve">Students use shell diagrams to draw electron arrangements for elements H to Ca (atomic numbers 1–20). They complete a structured table recording: element name, symbol, atomic number, number of shells occupied, and number of electrons in the outermost shell. They then colour-code their element cards from Lesson 1 by number of outer-shell electrons and observe that all cards in the same column share the same outer-shell electron count. Teacher directs: 'Count the columns from left — what do you notice about Group 1 elements? Group 2? Group 17?' Allow 2 minutes of wait time for independent noticing before cold-calling five students.</w:t>
+              <w:t xml:space="preserve">Students placed 20 element cards (H–Ca) onto a large floor grid (4 periods × 8 groups) after writing s/p electron configurations, and conducted a gallery walk to observe patterns across rows and columns.</w:t>
             </w:r>
           </w:p>
         </w:tc>
@@ -894,7 +894,7 @@
                 <w:sz w:val="18"/>
                 <w:szCs w:val="18"/>
               </w:rPr>
-              <w:t xml:space="preserve">The group number equals the number of outer-shell (valence) electrons, and the period number equals the number of occupied electron shells. This is the invisible key that unlocks the entire periodic table. For example: Sodium (Na, atomic number 11) has electron arrangement 2,8,1 — 3 shells occupied (Period 3), 1 valence electron (Group 1). Chlorine (Cl, atomic number 17) has arrangement 2,8,7 — 3 shells (Period 3), 7 valence electrons (Group 17). Elements in the same group have the same number of valence electrons, which is why they behave similarly in chemical reactions.</w:t>
+              <w:t xml:space="preserve">The group number equals the number of outer-shell (valence) electrons, and the period number equals the number of occupied electron shells — the invisible internal structure that explains why Na and K behave alike, and why Cl (Gigiri water treatment) and Ar (welding) behave so differently despite being neighbours.</w:t>
             </w:r>
           </w:p>
         </w:tc>
@@ -926,7 +926,7 @@
                 <w:sz w:val="18"/>
                 <w:szCs w:val="18"/>
               </w:rPr>
-              <w:t xml:space="preserve">Electron arrangement is the structural reason behind the periodic table's pattern — this is the core mechanistic explanation for the driving question. Elements behave differently because they have different numbers of valence electrons, which determines how they bond and react. Elements in the same column share valence electron count, hence similar behaviour. MODEL REVISION NOTE: Students should now revise their Lesson 1 card-sort model by annotating each element card with its electron arrangement (e.g., Na: 2,8,1). The model moves from 'sorted by observation' to 'sorted by internal structure.' Teacher should circulate and check that students correctly distinguish between total electrons and valence electrons — this is a high-frequency misconception.</w:t>
+              <w:t xml:space="preserve">Elements in the same group share the same number of outer-shell electrons, which drives their similar chemical behaviour — the hidden rule that resolves the Mystery Element Card sorting puzzle introduced in Lesson 1.</w:t>
             </w:r>
           </w:p>
         </w:tc>
@@ -1011,7 +1011,7 @@
                 <w:sz w:val="18"/>
                 <w:szCs w:val="18"/>
               </w:rPr>
-              <w:t xml:space="preserve">Students watch a teacher demonstration (or video) of: (a) a small piece of sodium dropped into water in a trough — vigorous fizzing, the metal skates across the surface; (b) magnesium ribbon burned in air — brilliant white flame; (c) chlorine gas (generated safely) decolourising a damp litmus paper. Students record observations using the 'Claim–Evidence–Reasoning' framework. Teacher prompts: 'Where do sodium, magnesium, and chlorine sit on the periodic table? What pattern do you see between their position and their reactivity?' Students also examine samples or images of noble gas discharge tubes (neon signs — common in Nairobi's CBD — provide a vivid real-world context).</w:t>
+              <w:t xml:space="preserve">Students sorted Chemical Family Data Cards into Groups 1, 2, 17, 18, and transition elements; recorded reactivity and physical property trends in a Trend Detective Table; and identified that Group 1 reactivity increases going down (Li → Na → K) while Group 17 reactivity decreases going down (F → Cl → Br).</w:t>
             </w:r>
           </w:p>
         </w:tc>
@@ -1043,7 +1043,7 @@
                 <w:sz w:val="18"/>
                 <w:szCs w:val="18"/>
               </w:rPr>
-              <w:t xml:space="preserve">The five major chemical families and their periodic table positions: (1) Alkali Metals — Group 1, very reactive, react violently with water to produce hydrogen gas and metal hydroxides (e.g., 2Na + 2H₂O → 2NaOH + H₂); (2) Alkaline Earth Metals — Group 2, reactive but less so than Group 1 (e.g., magnesium burns brightly in air); (3) Halogens — Group 17, very reactive non-metals, exist as diatomic molecules (F₂, Cl₂, Br₂, I₂), form salts with metals; (4) Noble Gases — Group 18, extremely unreactive, full outer shells (octet complete); (5) Transition Metals — Groups 3–12, variable oxidation states, often form coloured compounds, good conductors — iron (Fe) used in Kenyan construction, copper (Cu) in electrical wiring. Reactivity trends within groups: alkali metals become MORE reactive down the group (Li &lt; Na &lt; K); halogens become LESS reactive down the group (F &gt; Cl &gt; Br &gt; I).</w:t>
+              <w:t xml:space="preserve">Students learned the names and positions of the five major chemical families in the periodic table; that elements in the same group share similar properties due to their family membership; that reactivity trends within groups are directional and predictable; and that Kenyan materials such as potassium fertilisers (Rift Valley), chlorine for water treatment (Mombasa), and calcium in Maasai cattle bones are direct real-world expressions of these chemical families.</w:t>
             </w:r>
           </w:p>
         </w:tc>
@@ -1075,7 +1075,7 @@
                 <w:sz w:val="18"/>
                 <w:szCs w:val="18"/>
               </w:rPr>
-              <w:t xml:space="preserve">Chemical families exist because elements in the same group have the same number of valence electrons — the same 'chemical personality.' This directly answers the driving question: an element's position tells us its family, its family tells us its reactivity, and reactivity determines what the element 'will do.' Teacher note — the sodium-water demonstration is high-impact; if live demonstration is not possible, use a vetted video and pause at key moments. Ask students: 'Why does potassium react even more violently than sodium with water?' (Answer: K has one more electron shell, so its valence electron is farther from the nucleus and more easily lost.) Students should add 'chemical family labels' to their evolving card-sort models.</w:t>
+              <w:t xml:space="preserve">Students explained, using Claim-Evidence-Reasoning, that potassium is more reactive than lithium because reactivity increases down Group 1; they identified that the position of an element in the periodic table predicts its behaviour; and they acknowledged that their current model shows WHERE the trends occur but cannot yet explain WHY — pointing to electron arrangement as the next piece of evidence needed to fully answer the driving question.</w:t>
             </w:r>
           </w:p>
         </w:tc>
@@ -1128,7 +1128,7 @@
                 <w:sz w:val="18"/>
                 <w:szCs w:val="18"/>
               </w:rPr>
-              <w:t xml:space="preserve">Periodic Trends: Atomic Radius, Ionisation Energy, and Electronegativity</w:t>
+              <w:t xml:space="preserve">Ion Formation: Cations and Anions</w:t>
             </w:r>
           </w:p>
         </w:tc>
@@ -1160,7 +1160,7 @@
                 <w:sz w:val="18"/>
                 <w:szCs w:val="18"/>
               </w:rPr>
-              <w:t xml:space="preserve">Students analyse three data tables showing atomic radius (pm), first ionisation energy (kJ/mol), and electronegativity (Pauling scale) for Periods 2 and 3 elements and Group 1 and Group 17 elements. Working in pairs, they plot bar charts or line graphs of each property against atomic number and identify the direction of change across a period and down a group. Teacher asks: 'As you move from lithium to neon across Period 2, what happens to atomic radius? What happens to ionisation energy? Are these trends in the same direction or opposite?' Cold-call four students before providing the answer.</w:t>
+              <w:t xml:space="preserve">When sodium and chlorine element cards were placed next to each other in our periodic table grid, they showed completely different reactivity ratings and contexts — sodium in table salt and chlorine as a disinfectant gas. We observed from dot-and-cross diagrams on the board that sodium ends up with 10 electrons after losing one, and chlorine ends up with 18 electrons after gaining one.</w:t>
             </w:r>
           </w:p>
         </w:tc>
@@ -1192,7 +1192,7 @@
                 <w:sz w:val="18"/>
                 <w:szCs w:val="18"/>
               </w:rPr>
-              <w:t xml:space="preserve">Three key periodic trends: (1) ATOMIC RADIUS — increases DOWN a group (more electron shells added, atom gets bigger) and DECREASES ACROSS a period left to right (more protons pull electrons closer to nucleus); (2) IONISATION ENERGY (energy needed to remove one valence electron) — decreases DOWN a group (valence electron farther from nucleus, easier to remove) and INCREASES ACROSS a period left to right (more protons hold electrons more tightly); (3) ELECTRONEGATIVITY (ability to attract bonding electrons) — decreases DOWN a group and INCREASES ACROSS a period left to right. Fluorine (F) is the most electronegative element in the entire periodic table. These three trends are interconnected and all trace back to two factors: number of proton charges in the nucleus and number of electron shells acting as 'shields.'</w:t>
+              <w:t xml:space="preserve">Atoms form ions by losing electrons (forming positively charged cations) or gaining electrons (forming negatively charged anions). The number of electrons lost or gained is determined by the element's group number and the drive toward a full outer shell described by the octet rule. Na forms Na+, K forms K+, Ca forms Ca2+, Cl forms Cl-, O forms O2-, and S forms S2-.</w:t>
             </w:r>
           </w:p>
         </w:tc>
@@ -1224,7 +1224,7 @@
                 <w:sz w:val="18"/>
                 <w:szCs w:val="18"/>
               </w:rPr>
-              <w:t xml:space="preserve">Periodic trends are the quantitative expression of the qualitative pattern students saw in Lesson 4. They explain WHY alkali metals become more reactive going down (ionisation energy decreases — easier to lose the valence electron) and WHY halogens become less reactive going down (electronegativity decreases — harder to gain an electron). This deepens the answer to the driving question: position predicts not just family behaviour but measurable, quantitative properties. MODEL REVISION NOTE: Students should annotate their table model with arrows showing the direction of each trend across periods and down groups. Teacher should check that students understand the nuclear charge vs. shielding interplay — a common misconception is that 'bigger atoms are always more reactive,' which is only true for metals, not non-metals.</w:t>
+              <w:t xml:space="preserve">The element card for sodium showed high reactivity and a 1+ charge tendency, while chlorine showed a tendency to react as a 1- species — today we explained this using electron arrangement. Sodium is in Group 1 with one outer-shell electron and loses it to achieve the stable 2,8 configuration. Chlorine is in Group 17 with seven outer-shell electrons and gains one to achieve the stable 2,8,8 configuration. Their opposite electron-transfer directions explain why elements sitting next to each other in Period 3 behave so completely differently — answering part of the Lesson 1 puzzle from the card sort.</w:t>
             </w:r>
           </w:p>
         </w:tc>
@@ -1309,7 +1309,7 @@
                 <w:sz w:val="18"/>
                 <w:szCs w:val="18"/>
               </w:rPr>
-              <w:t xml:space="preserve">Students receive a set of formula cards for common Kenyan-relevant compounds: NaCl (table salt used in cooking ugali), MgO (used in antacids), Al₂O₃ (aluminium oxide — component of Kenyan bauxite ore), CaCl₂ (used in water treatment), Na₂O, and K₂O. Working in groups, they use the known formula to back-calculate the charge each element must carry to make the compound electrically neutral. They then map these charges onto the periodic table and look for a pattern by group. Teacher directs: 'Look at the charge on Na in NaCl and K in KCl — what do you notice? Now look at the charge on Cl in both — what do you notice?'</w:t>
+              <w:t xml:space="preserve">Students tabulated valencies and oxidation numbers for Groups 1, 2, 16, and 17 from electron arrangement data; examined photographs of FeCl₂ and FeCl₃ alongside images of rusted and clean iron at Kisumu Port; and completed a Radicals Reference Card linking SO₄²⁻, NO₃⁻, CO₃²⁻, OH⁻, and NH₄⁺ to Kenyan contexts (Rift Valley fertiliser, Naivasha horticulture, Bamburi limestone, Bidco soap, DAP fertiliser).</w:t>
             </w:r>
           </w:p>
         </w:tc>
@@ -1341,7 +1341,7 @@
                 <w:sz w:val="18"/>
                 <w:szCs w:val="18"/>
               </w:rPr>
-              <w:t xml:space="preserve">An element's group number in the periodic table predicts its oxidation number (valency): Group 1 → +1; Group 2 → +2; Group 13 → +3; Group 14 → ±4; Group 15 → −3; Group 16 → −2; Group 17 → −1; Group 18 → 0 (noble gases do not typically bond). Transition metals (Groups 3–12) are the exception — they exhibit variable oxidation states (e.g., iron can be Fe²⁺ or Fe³⁺, which is why iron forms two different types of oxide: FeO and Fe₂O₃, familiar as rust on Kenyan iron roofing sheets). Valency is the combining power of an element and determines the ratio in which elements combine to form compounds. The 'cross-multiply' rule: the valency of one element becomes the subscript of the other in the formula.</w:t>
+              <w:t xml:space="preserve">An element's group number in the periodic table predicts its fixed oxidation number (Group 1 → +1; Group 2 → +2; Group 16 → −2; Group 17 → −1). Transition elements such as iron have variable oxidation numbers (Fe²⁺ and Fe³⁺), which is why rusted iron at Kisumu Port can appear different colours. Radicals are groups of atoms that carry a net charge and act as a single unit in chemical reactions; their valency equals the magnitude of their charge.</w:t>
             </w:r>
           </w:p>
         </w:tc>
@@ -1373,7 +1373,7 @@
                 <w:sz w:val="18"/>
                 <w:szCs w:val="18"/>
               </w:rPr>
-              <w:t xml:space="preserve">Oxidation numbers connect electron arrangement directly to chemical formula writing — if you know an element's group, you know its charge, and if you know the charges, you can write the formula. This is a powerful predictive tool that directly answers the driving question. Teacher note — students frequently confuse oxidation number with the number of valence electrons; clarify: valence electrons are the electrons available; oxidation number is the charge gained/lost/shared when bonding. Use the rust example (Fe₂O₃ vs. FeO) to illustrate why transition metals are 'wild cards.' Remind students that iron roofing (mabati) rusting in the Kenyan rain is a real-life example of Fe³⁺ forming Fe₂O₃. Students should update their models to include oxidation numbers next to each element symbol.</w:t>
+              <w:t xml:space="preserve">The oxidation number of an element arises directly from the number of electrons it gains or loses to achieve a stable noble gas electron arrangement — connecting today's lesson back to the electron arrangement work in Lesson 3 and the ion formation evidence in Lesson 5. Transition elements have incompletely filled d sub-shells that allow them to lose different numbers of electrons depending on conditions, explaining variable oxidation numbers. This means that an element's position in the periodic table encodes its charge language — a direct, partial answer to the driving question.</w:t>
             </w:r>
           </w:p>
         </w:tc>
@@ -1426,7 +1426,7 @@
                 <w:sz w:val="18"/>
                 <w:szCs w:val="18"/>
               </w:rPr>
-              <w:t xml:space="preserve">Metals, Non-Metals, and Metalloids — Reading the Periodic Table's Physical Map</w:t>
+              <w:t xml:space="preserve">Deriving Chemical Formulae Using Valency and the Crossover Method</w:t>
             </w:r>
           </w:p>
         </w:tc>
@@ -1458,7 +1458,7 @@
                 <w:sz w:val="18"/>
                 <w:szCs w:val="18"/>
               </w:rPr>
-              <w:t xml:space="preserve">Students examine a set of physical property data cards for 12 elements (including iron, copper, sulphur, carbon, silicon, bromine, and argon) covering: lustre, electrical conductivity, thermal conductivity, malleability, melting point, and physical state at room temperature. They sort elements into metals, non-metals, and metalloids using the data, then compare their sort to the staircase line on the periodic table. Teacher prompts: 'Which elements sit right on or near the staircase line? What is unusual about their properties?' Students also examine silicon's role in solar panels — increasingly relevant to Kenya's growing solar energy sector (e.g., Garissa Solar Power Plant).</w:t>
+              <w:t xml:space="preserve">Students observed the crossover method applied to calcium chloride and sodium chloride on the board, and observed how crossing the numerical values of ion charges generates the correct subscript ratio in the formula.</w:t>
             </w:r>
           </w:p>
         </w:tc>
@@ -1490,7 +1490,7 @@
                 <w:sz w:val="18"/>
                 <w:szCs w:val="18"/>
               </w:rPr>
-              <w:t xml:space="preserve">The periodic table is physically divided into metals (left and centre — roughly 80% of all elements), non-metals (upper right), and metalloids/semimetals (along the staircase boundary: B, Si, Ge, As, Sb, Te, Po). Metals are lustrous, malleable, ductile, good conductors of heat and electricity, and typically solid at room temperature (except mercury, Hg). Non-metals are generally poor conductors, brittle when solid, and can be gases, liquids, or solids at room temperature. Metalloids have intermediate properties — silicon (Si) is a semiconductor, making it essential for computer chips and solar panels. Hydrogen is a unique exception: it is a non-metal that appears in Group 1 because it has one valence electron, but it does not behave like an alkali metal.</w:t>
+              <w:t xml:space="preserve">Students learned that the crossover method uses valency (the magnitude of the ion charge) to determine the subscript of each ion in an ionic formula, that brackets must enclose radicals when the subscript is greater than 1, and that the resulting formula can be verified by checking that total positive charge equals total negative charge.</w:t>
             </w:r>
           </w:p>
         </w:tc>
@@ -1522,7 +1522,7 @@
                 <w:sz w:val="18"/>
                 <w:szCs w:val="18"/>
               </w:rPr>
-              <w:t xml:space="preserve">The metal/non-metal/metalloid classification is a physical-property map that complements the chemical-family map from Lesson 4. Together, they give a complete picture of why elements 'behave so differently' — the first half of the driving question. An element's position (left, right, or on the boundary of the table) immediately signals its physical behaviour. Teacher note — use the Garissa Solar Power Plant as a motivating example: silicon's semiconducting property (metalloid character) makes photovoltaic cells possible. Ask students: 'If silicon were a true metal, would solar panels work the same way?' This bridges chemistry to technology and career pathways. MODEL REVISION NOTE: Students should shade their table model with three colours — one for metals, one for non-metals, one for metalloids.</w:t>
+              <w:t xml:space="preserve">The pattern is explained by the requirement for ionic compounds to be electrically neutral — the number of each ion type in the formula must be exactly the ratio that makes the sum of positive charges equal the sum of negative charges, which is precisely what the crossover method calculates from the valencies derived from periodic table position.</w:t>
             </w:r>
           </w:p>
         </w:tc>
@@ -1575,7 +1575,7 @@
                 <w:sz w:val="18"/>
                 <w:szCs w:val="18"/>
               </w:rPr>
-              <w:t xml:space="preserve">Isotopes, Relative Atomic Mass, and the Periodic Table</w:t>
+              <w:t xml:space="preserve">Writing and Balancing Chemical Equations</w:t>
             </w:r>
           </w:p>
         </w:tc>
@@ -1607,7 +1607,7 @@
                 <w:sz w:val="18"/>
                 <w:szCs w:val="18"/>
               </w:rPr>
-              <w:t xml:space="preserve">Students are given mass spectrometry data (simplified) for three elements: chlorine (Cl-35: 75%, Cl-37: 25%), carbon (C-12: 98.9%, C-13: 1.1%), and potassium (K-39: 93.3%, K-40: 0.01%, K-41: 6.7%). Working in pairs, they calculate the relative atomic mass (Ar) for each using the weighted average formula: Ar = Σ(isotope mass × fractional abundance). They then look up the Ar values on the periodic table and verify their calculations. Teacher asks: 'Why is the Ar of chlorine 35.5 — not a whole number? What does this tell us about what the periodic table value actually represents?'</w:t>
+              <w:t xml:space="preserve">Students observed that the atom inventory table reveals imbalances in symbol equations for real reactions including sodium reacting with water and calcium carbonate decomposing at the Athi River cement plant.</w:t>
             </w:r>
           </w:p>
         </w:tc>
@@ -1639,7 +1639,7 @@
                 <w:sz w:val="18"/>
                 <w:szCs w:val="18"/>
               </w:rPr>
-              <w:t xml:space="preserve">Isotopes are atoms of the same element with the same number of protons but different numbers of neutrons (and therefore different mass numbers). The relative atomic mass (Ar) printed on the periodic table is NOT the mass of a single atom — it is the weighted average mass of all naturally occurring isotopes of that element, relative to 1/12 the mass of carbon-12. This is why chlorine's Ar is 35.5 (a mixture of Cl-35 and Cl-37 in a 3:1 ratio) rather than a whole number. Isotopes of the same element have identical chemical properties (same electron arrangement, same group, same valency) but different physical properties (different mass, different density, different nuclear stability). Radioactive isotopes (radioisotopes) have unstable nuclei — carbon-14 is used in radiocarbon dating of ancient Kenyan archaeological sites such as those at Olorgesailie.</w:t>
+              <w:t xml:space="preserve">Students learned the three-step method for writing and balancing chemical equations: (1) write the word equation, (2) replace substances with correct formulae to give the unbalanced symbol equation, (3) adjust coefficients — never subscripts — using an atom inventory table until atoms are equal on both sides.</w:t>
             </w:r>
           </w:p>
         </w:tc>
@@ -1671,7 +1671,7 @@
                 <w:sz w:val="18"/>
                 <w:szCs w:val="18"/>
               </w:rPr>
-              <w:t xml:space="preserve">Isotopes explain why atomic masses on the periodic table are not whole numbers — a detail students noticed in Lesson 1 but could not yet explain. This resolves a lingering puzzle from the anchoring phenomenon. The key insight: chemical behaviour is determined by proton/electron count (which is fixed for an element), not by neutron count — so isotopes of the same element sit in the same box on the table and behave identically in reactions. Teacher note — the carbon-14/Olorgesailie connection is an excellent local example of applied nuclear chemistry. Emphasise that despite having different masses, Cl-35 and Cl-37 would both form NaCl with sodium, in the same 1:1 ratio, because their electron arrangements are identical. This reinforces the core idea that position = electron arrangement = chemical behaviour.</w:t>
+              <w:t xml:space="preserve">The requirement to balance equations is explained by the principle that atoms are conserved in chemical reactions — no atom is created or destroyed, only rearranged — which means the total number of each type of atom must be identical in the reactants and the products, connecting to the Law of Conservation of Mass.</w:t>
             </w:r>
           </w:p>
         </w:tc>
@@ -1724,7 +1724,7 @@
                 <w:sz w:val="18"/>
                 <w:szCs w:val="18"/>
               </w:rPr>
-              <w:t xml:space="preserve">Predicting Properties and Writing Chemical Formulas Using the Periodic Table</w:t>
+              <w:t xml:space="preserve">Consolidation and Extended Problem Solving: From Periodic Table Position to Balanced Equation</w:t>
             </w:r>
           </w:p>
         </w:tc>
@@ -1756,7 +1756,7 @@
                 <w:sz w:val="18"/>
                 <w:szCs w:val="18"/>
               </w:rPr>
-              <w:t xml:space="preserve">Students work through a structured prediction challenge: they are given five 'unknown' elements identified only by their position on the periodic table (e.g., 'Element X is in Period 3, Group 16'). For each, they must predict: (a) number of valence electrons; (b) electron arrangement; (c) metal, non-metal, or metalloid; (d) oxidation number; (e) formula of its compound with sodium; (f) formula of its oxide. After completing predictions, students reveal the actual element identities and check their predictions against known data. Teacher uses the analogy of a Kenyan farmer predicting a crop's needs from the soil type — if you know the 'position' (soil type), you can predict the inputs needed.</w:t>
+              <w:t xml:space="preserve">Students observed that urea, calcium ammonium nitrate, and muriate of potash each contain elements from identifiable chemical families on the periodic table (non-metals C, N, O; alkali metal K; alkaline earth metal Ca; halogen Cl). They also observed that the balanced equation for potassium reacting with water follows the same pattern as sodium reacting with water, consistent with both being in Group 1.</w:t>
             </w:r>
           </w:p>
         </w:tc>
@@ -1788,7 +1788,7 @@
                 <w:sz w:val="18"/>
                 <w:szCs w:val="18"/>
               </w:rPr>
-              <w:t xml:space="preserve">The periodic table is a complete predictive system: knowing only an element's group and period number, a chemist can predict its electron arrangement, physical character (metal/non-metal), reactivity, oxidation number, and the formulas of compounds it will form. For example, an element in Period 3, Group 16 must be sulphur (S): electron arrangement 2,8,6; non-metal; oxidation number −2; formula with sodium → Na₂S; oxide formula → SO₂ or SO₃. This predictive power is why the periodic table is described as 'chemistry's most powerful organising tool.' Predictions integrate ALL prior lessons: electron arrangement (L3) → group/period position (L1) → chemical family (L4) → trends (L5) → oxidation number (L6) → formula writing (L6).</w:t>
+              <w:t xml:space="preserve">Students learned that the complete chain from periodic table position to balanced equation can be applied to real Kenyan agricultural chemicals. They confirmed that valency derived from electron arrangement correctly predicts compound formulae, and that balancing equations requires conservation of atoms on both sides (consistent with the Law of Conservation of Mass from Lesson 8).</w:t>
             </w:r>
           </w:p>
         </w:tc>
@@ -1820,7 +1820,7 @@
                 <w:sz w:val="18"/>
                 <w:szCs w:val="18"/>
               </w:rPr>
-              <w:t xml:space="preserve">This lesson is the synthesis lesson — it demonstrates that the driving question has been fully answered in practice, not just in theory. Students can NOW use position to predict behaviour, which is exactly what the driving question asked. Teacher note — this lesson should feel like a 'reveal' or 'unlock' moment. Celebrate correct predictions enthusiastically. For students who struggle, prompt with the question sequence: 'What period? → How many shells? What group? → How many valence electrons? Metal or non-metal side? → What charge?' This structured questioning scaffold mirrors the NGSS practice of using models to predict phenomena. MODEL REVISION NOTE: Students should write a one-sentence 'position → prediction' rule on their model: 'If I know where an element sits, I know what it will do.'</w:t>
+              <w:t xml:space="preserve">Students explained that an element s position in the periodic table (its group) determines its number of outer electrons, which determines whether it forms a cation or anion and with what valency. That valency determines the formula of its ionic compounds via the crossover method, and those formulae are the building blocks of balanced chemical equations — all of which can be read from the element cards that seemed purely puzzling in Lesson 1.</w:t>
             </w:r>
           </w:p>
         </w:tc>
@@ -1905,7 +1905,7 @@
                 <w:sz w:val="18"/>
                 <w:szCs w:val="18"/>
               </w:rPr>
-              <w:t xml:space="preserve">Students display their final annotated periodic table models around the classroom for a Gallery Walk. Each model should show: electron arrangements, group/period labels, chemical family colour-coding, metal/non-metal/metalloid shading, periodic trend arrows, and oxidation numbers. As they walk, students use sticky dots to mark the model feature they find most insightful on each peer's display. The class then gathers at the Driving Questions Board: teacher reads each original 'I wonder…' question posted in Lesson 1 and asks, 'Can we answer this now?' Students tick off resolved questions and discuss any that remain open. The lesson closes with each student writing a final answer to the driving question — at least 5 sentences — in their exercise books.</w:t>
+              <w:t xml:space="preserve">Students observed (in Lesson 1) that element cards for sodium and chlorine looked completely different — different reactivity ratings, different Kenyan contexts (ugali salt vs. Gigiri water treatment), different physical appearances — yet by the end of the unit they discovered these two elements combine to form the single most familiar compound in Kenyan daily life: the salt from the Malindi salt flats that seasons ugali across the country.</w:t>
             </w:r>
           </w:p>
         </w:tc>
@@ -1937,7 +1937,7 @@
                 <w:sz w:val="18"/>
                 <w:szCs w:val="18"/>
               </w:rPr>
-              <w:t xml:space="preserve">Every element's behaviour is determined by its electron arrangement, which is encoded in its position on the periodic table (period = number of shells; group = number of valence electrons). This single rule explains: (a) why elements in the same group behave similarly (same valence electrons); (b) why reactivity trends exist across periods and down groups (nuclear charge vs. shielding); (c) why oxidation numbers are predictable (valence electrons lost, gained, or shared); (d) why the physical character of an element (metal/non-metal/metalloid) follows a spatial pattern on the table. The 118 elements are not 118 separate mysteries — they are a structured, predictable system whose logic is captured in one elegant grid. The periodic table is chemistry's most powerful predictive model.</w:t>
+              <w:t xml:space="preserve">Students learned that every element's behaviour is determined by its electron arrangement, which is encoded in its position on the periodic table (period = number of shells; group = number of valence electrons). This arrangement determines whether an atom forms a cation (loses electrons, e.g. Na → Na⁺) or an anion (gains electrons, e.g. Cl → Cl⁻), its valency and oxidation number, the formula of its compounds (using valency crossover), and the balanced equation for its reactions. The periodic table is therefore a predictive map, not merely a list.</w:t>
             </w:r>
           </w:p>
         </w:tc>
@@ -1969,7 +1969,7 @@
                 <w:sz w:val="18"/>
                 <w:szCs w:val="18"/>
               </w:rPr>
-              <w:t xml:space="preserve">The Gallery Walk and DQB closure ritualise the completion of the inquiry cycle: students began with wonder (L1 card sort), gathered evidence (L2–L9), and now publicly present explanations. This is the NGSS practice of 'Obtaining, Evaluating, and Communicating Information.' Teacher note — compare each student's Lesson 1 model (photograph taken in L1) with their Lesson 10 model on a split display if possible; the visual growth is a powerful motivator and assessment artefact. Final driving question answer should include: electron arrangement, group/period connection, at least one chemical family example, one periodic trend, and one real-world Kenyan application (e.g., iron in construction, sodium in cooking salt, silicon in solar panels, chlorine in water treatment). Award credit for models that show cumulative revision across all 10 lessons.</w:t>
+              <w:t xml:space="preserve">The mystery of the element cards is resolved: elements that seem physically different can be chemically complementary because their electron arrangements are mirror-image incomplete — sodium has one electron to give, chlorine has one space to receive. The 'invisible rule' (electron arrangement seeking noble-gas stability) explains every visible pattern on the cards and on the periodic table. This same principle — that electrons determine bonding — will drive Sub-Strand 1.4, where students will investigate WHY Na⁺ and Cl⁻ attract each other and what that attraction means for the physical properties of substances.</w:t>
             </w:r>
           </w:p>
         </w:tc>
@@ -2093,7 +2093,7 @@
         </w:rPr>
         <w:t xml:space="preserve">© 2026 SeaVuria and ARES. This work is licensed under a </w:t>
       </w:r>
-      <w:hyperlink w:history="1" r:id="rIdvpxzih_cnvlxoqsjcczmf">
+      <w:hyperlink w:history="1" r:id="rIdkpplbhyvidr5rkxrrtycq">
         <w:r>
           <w:rPr>
             <w:rFonts w:ascii="Arial" w:cs="Arial" w:eastAsia="Arial" w:hAnsi="Arial"/>
@@ -2113,7 +2113,7 @@
         </w:rPr>
         <w:t xml:space="preserve"> (</w:t>
       </w:r>
-      <w:hyperlink w:history="1" r:id="rIdmsmgsexgkekj570a-vz_k">
+      <w:hyperlink w:history="1" r:id="rIdp7ukybj_3uwiqvigb2s2l">
         <w:r>
           <w:rPr>
             <w:rFonts w:ascii="Arial" w:cs="Arial" w:eastAsia="Arial" w:hAnsi="Arial"/>
@@ -2133,7 +2133,7 @@
         </w:rPr>
         <w:t xml:space="preserve">). To view a copy of this license, visit </w:t>
       </w:r>
-      <w:hyperlink w:history="1" r:id="rIddrdrtux47x0dxbaoswnzp">
+      <w:hyperlink w:history="1" r:id="rIdfnxvjpcxlhoif6yrxfvn5">
         <w:r>
           <w:rPr>
             <w:rFonts w:ascii="Arial" w:cs="Arial" w:eastAsia="Arial" w:hAnsi="Arial"/>

--- a/data/outputs/v2/Chemistry/SS1.3_The_Periodic_Table/Chemistry_The_Periodic_Table_SummaryTable.docx
+++ b/data/outputs/v2/Chemistry/SS1.3_The_Periodic_Table/Chemistry_The_Periodic_Table_SummaryTable.docx
@@ -1043,7 +1043,7 @@
                 <w:sz w:val="18"/>
                 <w:szCs w:val="18"/>
               </w:rPr>
-              <w:t xml:space="preserve">Students learned the names and positions of the five major chemical families in the periodic table; that elements in the same group share similar properties due to their family membership; that reactivity trends within groups are directional and predictable; and that Kenyan materials such as potassium fertilisers (Rift Valley), chlorine for water treatment (Mombasa), and calcium in Maasai cattle bones are direct real-world expressions of these chemical families.</w:t>
+              <w:t xml:space="preserve">Students learned the names and positions of the five major chemical families in the periodic table; that elements in the same group share similar properties due to their family membership; that reactivity trends within groups are directional and predictable; and that Kenyan materials such as potassium fertilisers (Rift Valley), chlorine for water treatment (Gigiri, Nairobi), and calcium in Maasai cattle bones are direct real-world expressions of these chemical families.</w:t>
             </w:r>
           </w:p>
         </w:tc>
@@ -2093,7 +2093,7 @@
         </w:rPr>
         <w:t xml:space="preserve">© 2026 SeaVuria and ARES. This work is licensed under a </w:t>
       </w:r>
-      <w:hyperlink w:history="1" r:id="rIdkpplbhyvidr5rkxrrtycq">
+      <w:hyperlink w:history="1" r:id="rIda8rv33e6p0fspmbnowyxe">
         <w:r>
           <w:rPr>
             <w:rFonts w:ascii="Arial" w:cs="Arial" w:eastAsia="Arial" w:hAnsi="Arial"/>
@@ -2113,7 +2113,7 @@
         </w:rPr>
         <w:t xml:space="preserve"> (</w:t>
       </w:r>
-      <w:hyperlink w:history="1" r:id="rIdp7ukybj_3uwiqvigb2s2l">
+      <w:hyperlink w:history="1" r:id="rIdbccneeznwzsqejjmwsdrx">
         <w:r>
           <w:rPr>
             <w:rFonts w:ascii="Arial" w:cs="Arial" w:eastAsia="Arial" w:hAnsi="Arial"/>
@@ -2133,7 +2133,7 @@
         </w:rPr>
         <w:t xml:space="preserve">). To view a copy of this license, visit </w:t>
       </w:r>
-      <w:hyperlink w:history="1" r:id="rIdfnxvjpcxlhoif6yrxfvn5">
+      <w:hyperlink w:history="1" r:id="rIdpye0zse0krae4swiqlpyv">
         <w:r>
           <w:rPr>
             <w:rFonts w:ascii="Arial" w:cs="Arial" w:eastAsia="Arial" w:hAnsi="Arial"/>

--- a/data/outputs/v2/Chemistry/SS1.3_The_Periodic_Table/Chemistry_The_Periodic_Table_SummaryTable.docx
+++ b/data/outputs/v2/Chemistry/SS1.3_The_Periodic_Table/Chemistry_The_Periodic_Table_SummaryTable.docx
@@ -2093,7 +2093,7 @@
         </w:rPr>
         <w:t xml:space="preserve">© 2026 SeaVuria and ARES. This work is licensed under a </w:t>
       </w:r>
-      <w:hyperlink w:history="1" r:id="rIda8rv33e6p0fspmbnowyxe">
+      <w:hyperlink w:history="1" r:id="rId2nwuh0wjqndvwxb6ggdkv">
         <w:r>
           <w:rPr>
             <w:rFonts w:ascii="Arial" w:cs="Arial" w:eastAsia="Arial" w:hAnsi="Arial"/>
@@ -2113,7 +2113,7 @@
         </w:rPr>
         <w:t xml:space="preserve"> (</w:t>
       </w:r>
-      <w:hyperlink w:history="1" r:id="rIdbccneeznwzsqejjmwsdrx">
+      <w:hyperlink w:history="1" r:id="rIddhgkhfx4kfboja6weidgb">
         <w:r>
           <w:rPr>
             <w:rFonts w:ascii="Arial" w:cs="Arial" w:eastAsia="Arial" w:hAnsi="Arial"/>
@@ -2133,7 +2133,7 @@
         </w:rPr>
         <w:t xml:space="preserve">). To view a copy of this license, visit </w:t>
       </w:r>
-      <w:hyperlink w:history="1" r:id="rIdpye0zse0krae4swiqlpyv">
+      <w:hyperlink w:history="1" r:id="rIdyk2xgahqtckxwbamb1nmw">
         <w:r>
           <w:rPr>
             <w:rFonts w:ascii="Arial" w:cs="Arial" w:eastAsia="Arial" w:hAnsi="Arial"/>

--- a/data/outputs/v2/Chemistry/SS1.3_The_Periodic_Table/Chemistry_The_Periodic_Table_SummaryTable.docx
+++ b/data/outputs/v2/Chemistry/SS1.3_The_Periodic_Table/Chemistry_The_Periodic_Table_SummaryTable.docx
@@ -2093,7 +2093,7 @@
         </w:rPr>
         <w:t xml:space="preserve">© 2026 SeaVuria and ARES. This work is licensed under a </w:t>
       </w:r>
-      <w:hyperlink w:history="1" r:id="rId2nwuh0wjqndvwxb6ggdkv">
+      <w:hyperlink w:history="1" r:id="rIdwpeyjvj97j4rttd5tprfr">
         <w:r>
           <w:rPr>
             <w:rFonts w:ascii="Arial" w:cs="Arial" w:eastAsia="Arial" w:hAnsi="Arial"/>
@@ -2113,7 +2113,7 @@
         </w:rPr>
         <w:t xml:space="preserve"> (</w:t>
       </w:r>
-      <w:hyperlink w:history="1" r:id="rIddhgkhfx4kfboja6weidgb">
+      <w:hyperlink w:history="1" r:id="rIdgz4mtj84gsuvenxmhjddv">
         <w:r>
           <w:rPr>
             <w:rFonts w:ascii="Arial" w:cs="Arial" w:eastAsia="Arial" w:hAnsi="Arial"/>
@@ -2133,7 +2133,7 @@
         </w:rPr>
         <w:t xml:space="preserve">). To view a copy of this license, visit </w:t>
       </w:r>
-      <w:hyperlink w:history="1" r:id="rIdyk2xgahqtckxwbamb1nmw">
+      <w:hyperlink w:history="1" r:id="rIdkfdac5lclyshbzxlewgge">
         <w:r>
           <w:rPr>
             <w:rFonts w:ascii="Arial" w:cs="Arial" w:eastAsia="Arial" w:hAnsi="Arial"/>

--- a/data/outputs/v2/Chemistry/SS1.3_The_Periodic_Table/Chemistry_The_Periodic_Table_SummaryTable.docx
+++ b/data/outputs/v2/Chemistry/SS1.3_The_Periodic_Table/Chemistry_The_Periodic_Table_SummaryTable.docx
@@ -227,7 +227,7 @@
                 <w:sz w:val="18"/>
                 <w:szCs w:val="18"/>
               </w:rPr>
-              <w:t xml:space="preserve">DRIVING QUESTION: Why do the 118 elements behave so differently, and how can knowing an element's position in the periodic table help us predict what it will do?</w:t>
+              <w:t xml:space="preserve">DRIVING QUESTION: How does electron arrangement influence the arrangement of elements in the periodic table, and how does it help us predict the ions and compounds elements form?</w:t>
             </w:r>
           </w:p>
         </w:tc>
@@ -532,7 +532,7 @@
                 <w:sz w:val="18"/>
                 <w:szCs w:val="18"/>
               </w:rPr>
-              <w:t xml:space="preserve">The Mystery Element Card Challenge — Launching the Phenomenon</w:t>
+              <w:t xml:space="preserve">Sorting the Element Cards and Launching the DQB</w:t>
             </w:r>
           </w:p>
         </w:tc>
@@ -564,7 +564,7 @@
                 <w:sz w:val="18"/>
                 <w:szCs w:val="18"/>
               </w:rPr>
-              <w:t xml:space="preserve">Learners sorted 20 unlabelled element cards (H–Ca) — each showing a Kenyan context photograph — into self-chosen groups. Different groups produced different arrangements: some sorted by atomic number, some by reactivity rating, some by state at room temperature, and some by the Kenyan context shown on the card. Comparison of three element pairs (Li/Na, F/Cl, He/Ne) showed that elements far apart in atomic number can share very similar properties, while neighbouring elements can be completely different.</w:t>
+              <w:t xml:space="preserve">We sorted the first 20 Element Cards (H to Ca) by properties and by mass. We saw that Li, Na and K, with very different masses (7, 23, 39), all react with water, with the reaction getting stronger from Li to K, while Ne and Ar do not react at all. We noted that chlorine is used to treat water in Nairobi and Mombasa, and that Ar (A_r 40) is heavier than K (A_r 39) although it comes first.</w:t>
             </w:r>
           </w:p>
         </w:tc>
@@ -596,7 +596,7 @@
                 <w:sz w:val="18"/>
                 <w:szCs w:val="18"/>
               </w:rPr>
-              <w:t xml:space="preserve">The 20 elements from Hydrogen to Calcium can be arranged into a two-dimensional grid of GROUPS (vertical columns) and PERIODS (horizontal rows). Elements in the same group share similar properties even when their atomic numbers are far apart. Scientists disagreed about how to organise the elements — just as our class disagreed — until patterns in behaviour made certain groupings more defensible than others. The unit Driving Question is: 'Why do the 118 elements behave so differently, and how can knowing an element's position in the periodic table help us predict what it will do?'</w:t>
+              <w:t xml:space="preserve">Elements can be sorted by properties and by mass into patterns, but mass alone does not explain why some elements of very different mass behave alike while neighbouring elements behave very differently. Mendeleev and Moseley faced this puzzle, and something hidden inside atoms must decide where an element belongs and how it behaves.</w:t>
             </w:r>
           </w:p>
         </w:tc>
@@ -628,7 +628,7 @@
                 <w:sz w:val="18"/>
                 <w:szCs w:val="18"/>
               </w:rPr>
-              <w:t xml:space="preserve">We cannot yet explain WHY elements in the same group behave similarly — that explanation requires understanding what is INSIDE atoms (electron arrangement), which we will build over the next lessons. Our initial models (Model Version 1) are our best current hypotheses. They are not wrong — they are waiting for evidence.</w:t>
+              <w:t xml:space="preserve">Our first ideas: a hidden property of atoms, possibly linked to electrons, may explain why Li, Na and K are alike and why Ne and Ar are unreactive. We do not yet know what it is. We started the DQB with the driving question and our own questions, and drew the first version of the Class Model, the 'Electron Arrangement Model', to be revised in each lesson.</w:t>
             </w:r>
           </w:p>
         </w:tc>
@@ -681,7 +681,7 @@
                 <w:sz w:val="18"/>
                 <w:szCs w:val="18"/>
               </w:rPr>
-              <w:t xml:space="preserve">History of the Periodic Table: Standing on the Shoulders of Giants</w:t>
+              <w:t xml:space="preserve">From Mendeleev's Gaps to Moseley's Atomic Number: Building Groups and Periods</w:t>
             </w:r>
           </w:p>
         </w:tc>
@@ -713,7 +713,7 @@
                 <w:sz w:val="18"/>
                 <w:szCs w:val="18"/>
               </w:rPr>
-              <w:t xml:space="preserve">Students watched a curated video on the historical development of the periodic table (Döbereiner → Newlands → Mendeleev → Moseley) and completed a structured observation guide tracking each scientist's ordering method and its limitations. Groups constructed annotated timeline posters connecting each historical strategy to their own Lesson 1 card-sort approaches, and conducted a gallery walk with peer-challenge sticky notes.</w:t>
+              <w:t xml:space="preserve">When the first 20 Element Cards were arranged by atomic number into 4 periods (rows) and groups (columns), Li, Na and K fell in one column and He, Ne and Ar in another. Ar (Z18, A_r 40) had to be placed before K (Z19, A_r 39), and Ca (A_r 40) had the same A_r as Ar but sat in a different group.</w:t>
             </w:r>
           </w:p>
         </w:tc>
@@ -745,7 +745,7 @@
                 <w:sz w:val="18"/>
                 <w:szCs w:val="18"/>
               </w:rPr>
-              <w:t xml:space="preserve">Students learned that the periodic table was not invented in a single moment but evolved over nearly 100 years as scientists proposed, tested, and revised different ordering systems. They learned that Mendeleev's use of atomic mass allowed brave predictive gaps, but that Moseley's use of atomic number — the number of protons — finally resolved all anomalies and revealed a deeper, invisible pattern inside the atom. They connected this historical arc to their own card-sort strategies from Lesson 1.</w:t>
+              <w:t xml:space="preserve">Mendeleev (1869) ordered elements by atomic mass and left gaps for undiscovered elements. Moseley (1913) showed that atomic number is the true basis of order, and the modern table uses atomic number. A group is a vertical column and a period is a horizontal row.</w:t>
             </w:r>
           </w:p>
         </w:tc>
@@ -777,7 +777,7 @@
                 <w:sz w:val="18"/>
                 <w:szCs w:val="18"/>
               </w:rPr>
-              <w:t xml:space="preserve">Students cannot yet fully explain WHY ordering by atomic number works — specifically, what internal feature of the atom (electron arrangement) causes elements in the same group to behave similarly. This gap is intentionally preserved in their Sentence 2 model annotation and on the DQB, and will be directly investigated in Lesson 3.</w:t>
+              <w:t xml:space="preserve">Mass ordering fails for Ar and K, but atomic number gives a consistent order. The table places elements that behave alike, such as Li, Na and K, in the same group even though their masses differ. The hidden property that causes these patterns is still to be explained and will be explored in Lesson 3.</w:t>
             </w:r>
           </w:p>
         </w:tc>
@@ -830,7 +830,7 @@
                 <w:sz w:val="18"/>
                 <w:szCs w:val="18"/>
               </w:rPr>
-              <w:t xml:space="preserve">Electron Arrangement and Periodic Table Position</w:t>
+              <w:t xml:space="preserve">Writing Electron Arrangements: Reading Group and Period from s and p Notation</w:t>
             </w:r>
           </w:p>
         </w:tc>
@@ -862,7 +862,7 @@
                 <w:sz w:val="18"/>
                 <w:szCs w:val="18"/>
               </w:rPr>
-              <w:t xml:space="preserve">Students placed 20 element cards (H–Ca) onto a large floor grid (4 periods × 8 groups) after writing s/p electron configurations, and conducted a gallery walk to observe patterns across rows and columns.</w:t>
+              <w:t xml:space="preserve">We built the electron arrangements of H to Ca using counters and wrote them in energy-level form (e.g. Na 2,8,1) and s and p notation (e.g. Na 1s2 2s2 2p6 3s1). We noticed that Li (2,1), Na (2,8,1) and K (2,8,8,1) each have 1 outer electron, and that Ne (2,8) and Ar (2,8,8) have full outer levels.</w:t>
             </w:r>
           </w:p>
         </w:tc>
@@ -894,7 +894,7 @@
                 <w:sz w:val="18"/>
                 <w:szCs w:val="18"/>
               </w:rPr>
-              <w:t xml:space="preserve">The group number equals the number of outer-shell (valence) electrons, and the period number equals the number of occupied electron shells — the invisible internal structure that explains why Na and K behave alike, and why Cl (Gigiri water treatment) and Ar (welding) behave so differently despite being neighbours.</w:t>
+              <w:t xml:space="preserve">Group number is decided by the number of outer electrons (group 1 and 2 = number of outer electrons; groups 13 to 18 = outer electrons + 10, with He, 1s2, in group 18). Period number equals the number of occupied energy levels. Elements in the same group have the same outer electron count even though their masses differ.</w:t>
             </w:r>
           </w:p>
         </w:tc>
@@ -926,7 +926,7 @@
                 <w:sz w:val="18"/>
                 <w:szCs w:val="18"/>
               </w:rPr>
-              <w:t xml:space="preserve">Elements in the same group share the same number of outer-shell electrons, which drives their similar chemical behaviour — the hidden rule that resolves the Mystery Element Card sorting puzzle introduced in Lesson 1.</w:t>
+              <w:t xml:space="preserve">Li, Na and K sit in the same column despite masses of 7, 23 and 39 because each atom has 1 outer electron, while neighbours such as Na and Mg differ because their outer electron counts differ (1 and 2). Electron arrangement, the hidden property that follows from atomic number, therefore decides where an element is placed in the periodic table. We still need to explain why outer electrons control how elements react.</w:t>
             </w:r>
           </w:p>
         </w:tc>
@@ -979,7 +979,7 @@
                 <w:sz w:val="18"/>
                 <w:szCs w:val="18"/>
               </w:rPr>
-              <w:t xml:space="preserve">Chemical Families: Identifying Groups and Trends in the Periodic Table</w:t>
+              <w:t xml:space="preserve">Chemical Families and Reactivity Patterns: Why Li, Na and K Behave Alike</w:t>
             </w:r>
           </w:p>
         </w:tc>
@@ -1011,7 +1011,7 @@
                 <w:sz w:val="18"/>
                 <w:szCs w:val="18"/>
               </w:rPr>
-              <w:t xml:space="preserve">Students sorted Chemical Family Data Cards into Groups 1, 2, 17, 18, and transition elements; recorded reactivity and physical property trends in a Trend Detective Table; and identified that Group 1 reactivity increases going down (Li → Na → K) while Group 17 reactivity decreases going down (F → Cl → Br).</w:t>
+              <w:t xml:space="preserve">Li fizzes steadily and floats; Na melts into a ball, darts and fizzes fast; K melts, burns with a lilac flame and is very vigorous. Ca reacts faster than Mg. Ne and Ar do not react. Cl and F compounds are used in water treatment in Nairobi and Mombasa. Fe and Cu form more than one ion.</w:t>
             </w:r>
           </w:p>
         </w:tc>
@@ -1043,7 +1043,7 @@
                 <w:sz w:val="18"/>
                 <w:szCs w:val="18"/>
               </w:rPr>
-              <w:t xml:space="preserve">Students learned the names and positions of the five major chemical families in the periodic table; that elements in the same group share similar properties due to their family membership; that reactivity trends within groups are directional and predictable; and that Kenyan materials such as potassium fertilisers (Rift Valley), chlorine for water treatment (Gigiri, Nairobi), and calcium in Maasai cattle bones are direct real-world expressions of these chemical families.</w:t>
+              <w:t xml:space="preserve">Elements fall into families: alkali metals (group 1, 1 outer electron), alkaline earth metals (group 2, 2 outer electrons), halogens (group 17, 7 outer electrons), noble gases (group 18, full outer level) and transition elements (between group 2 and 13 from period 4). Reactivity of alkali metals increases down the group: Li &lt; Na &lt; K.</w:t>
             </w:r>
           </w:p>
         </w:tc>
@@ -1075,7 +1075,7 @@
                 <w:sz w:val="18"/>
                 <w:szCs w:val="18"/>
               </w:rPr>
-              <w:t xml:space="preserve">Students explained, using Claim-Evidence-Reasoning, that potassium is more reactive than lithium because reactivity increases down Group 1; they identified that the position of an element in the periodic table predicts its behaviour; and they acknowledged that their current model shows WHERE the trends occur but cannot yet explain WHY — pointing to electron arrangement as the next piece of evidence needed to fully answer the driving question.</w:t>
+              <w:t xml:space="preserve">Elements in the same family behave alike because they have the same number of outer electrons, not the same mass (Li 7, Na 23 and K 39 all have 1 outer electron). Neighbours such as Na and Mg or Na and Ne differ because their outer electron counts differ. Why a full outer level makes Ne and Ar unreactive is still to be explained in Lesson 5.</w:t>
             </w:r>
           </w:p>
         </w:tc>
@@ -1128,7 +1128,7 @@
                 <w:sz w:val="18"/>
                 <w:szCs w:val="18"/>
               </w:rPr>
-              <w:t xml:space="preserve">Ion Formation: Cations and Anions</w:t>
+              <w:t xml:space="preserve">Stability of Atoms: Why Atoms Lose or Gain Electrons</w:t>
             </w:r>
           </w:p>
         </w:tc>
@@ -1160,7 +1160,7 @@
                 <w:sz w:val="18"/>
                 <w:szCs w:val="18"/>
               </w:rPr>
-              <w:t xml:space="preserve">When sodium and chlorine element cards were placed next to each other in our periodic table grid, they showed completely different reactivity ratings and contexts — sodium in table salt and chlorine as a disinfectant gas. We observed from dot-and-cross diagrams on the board that sodium ends up with 10 electrons after losing one, and chlorine ends up with 18 electrons after gaining one.</w:t>
+              <w:t xml:space="preserve">Ne (2,8), Ar (2,8,8) and He (1s2) have full outer levels and do not react. Na (1 outer electron) and Mg (2) can reach a full outer level by losing few electrons; O (6) and Cl (7) can reach it by gaining few electrons. After moving electrons, each atom had the same arrangement as a noble gas.</w:t>
             </w:r>
           </w:p>
         </w:tc>
@@ -1192,7 +1192,7 @@
                 <w:sz w:val="18"/>
                 <w:szCs w:val="18"/>
               </w:rPr>
-              <w:t xml:space="preserve">Atoms form ions by losing electrons (forming positively charged cations) or gaining electrons (forming negatively charged anions). The number of electrons lost or gained is determined by the element's group number and the drive toward a full outer shell described by the octet rule. Na forms Na+, K forms K+, Ca forms Ca2+, Cl forms Cl-, O forms O2-, and S forms S2-.</w:t>
+              <w:t xml:space="preserve">A full outer level (octet of 8, or duplet of 2 for He) is a stable arrangement. Atoms with few outer electrons tend to lose them, and atoms with nearly full outer levels tend to gain electrons, so they become stable like noble gases. Atoms in the same group, such as Li, Na and K, behave alike because they have the same outer electron count.</w:t>
             </w:r>
           </w:p>
         </w:tc>
@@ -1224,7 +1224,7 @@
                 <w:sz w:val="18"/>
                 <w:szCs w:val="18"/>
               </w:rPr>
-              <w:t xml:space="preserve">The element card for sodium showed high reactivity and a 1+ charge tendency, while chlorine showed a tendency to react as a 1- species — today we explained this using electron arrangement. Sodium is in Group 1 with one outer-shell electron and loses it to achieve the stable 2,8 configuration. Chlorine is in Group 17 with seven outer-shell electrons and gains one to achieve the stable 2,8,8 configuration. Their opposite electron-transfer directions explain why elements sitting next to each other in Period 3 behave so completely differently — answering part of the Lesson 1 puzzle from the card sort.</w:t>
+              <w:t xml:space="preserve">Ne and Ar do not react because their outer levels are already full, whereas Na and K react vigorously because losing one outer electron gives a stable arrangement, and chlorine used in Nairobi and Mombasa water treatment reacts because it needs just one more electron to reach the Ar arrangement. This helps explain why elements in the same group behave alike and why neighbours such as Na, Mg, Ne and Ar differ.</w:t>
             </w:r>
           </w:p>
         </w:tc>
@@ -1277,7 +1277,7 @@
                 <w:sz w:val="18"/>
                 <w:szCs w:val="18"/>
               </w:rPr>
-              <w:t xml:space="preserve">Oxidation Numbers and Valency — Reading the Periodic Table's Charge Language</w:t>
+              <w:t xml:space="preserve">Ion Formation: Predicting Cations and Anions and Drawing Dot-and-Cross Diagrams</w:t>
             </w:r>
           </w:p>
         </w:tc>
@@ -1309,7 +1309,7 @@
                 <w:sz w:val="18"/>
                 <w:szCs w:val="18"/>
               </w:rPr>
-              <w:t xml:space="preserve">Students tabulated valencies and oxidation numbers for Groups 1, 2, 16, and 17 from electron arrangement data; examined photographs of FeCl₂ and FeCl₃ alongside images of rusted and clean iron at Kisumu Port; and completed a Radicals Reference Card linking SO₄²⁻, NO₃⁻, CO₃²⁻, OH⁻, and NH₄⁺ to Kenyan contexts (Rift Valley fertiliser, Naivasha horticulture, Bamburi limestone, Bidco soap, DAP fertiliser).</w:t>
+              <w:t xml:space="preserve">Atoms of Na, Mg, Al, K and Ca lose electrons and atoms of O, F and Cl gain electrons. The ions formed have the same electron arrangement as a noble gas: Na+, Mg2+, O2- and F- match neon (1s2 2s2 2p6), while Cl-, K+ and Ca2+ match argon (1s2 2s2 2p6 3s2 3p6). The number of protons stays the same.</w:t>
             </w:r>
           </w:p>
         </w:tc>
@@ -1341,7 +1341,7 @@
                 <w:sz w:val="18"/>
                 <w:szCs w:val="18"/>
               </w:rPr>
-              <w:t xml:space="preserve">An element's group number in the periodic table predicts its fixed oxidation number (Group 1 → +1; Group 2 → +2; Group 16 → −2; Group 17 → −1). Transition elements such as iron have variable oxidation numbers (Fe²⁺ and Fe³⁺), which is why rusted iron at Kisumu Port can appear different colours. Radicals are groups of atoms that carry a net charge and act as a single unit in chemical reactions; their valency equals the magnitude of their charge.</w:t>
+              <w:t xml:space="preserve">Metals with 1 to 3 outer electrons lose them to form cations; non-metals with 5 to 7 outer electrons gain electrons to form anions. The charge equals the number of electrons lost or gained, and the group number helps predict it. Dot-and-cross diagrams show the transfer of electrons, with the ions in brackets with their charges.</w:t>
             </w:r>
           </w:p>
         </w:tc>
@@ -1373,7 +1373,7 @@
                 <w:sz w:val="18"/>
                 <w:szCs w:val="18"/>
               </w:rPr>
-              <w:t xml:space="preserve">The oxidation number of an element arises directly from the number of electrons it gains or loses to achieve a stable noble gas electron arrangement — connecting today's lesson back to the electron arrangement work in Lesson 3 and the ion formation evidence in Lesson 5. Transition elements have incompletely filled d sub-shells that allow them to lose different numbers of electrons depending on conditions, explaining variable oxidation numbers. This means that an element's position in the periodic table encodes its charge language — a direct, partial answer to the driving question.</w:t>
+              <w:t xml:space="preserve">Sodium reacts vigorously because it easily loses its single outer electron to reach the stable neon arrangement, while neon does not react because its outer level is already full. Chlorine gains one electron to reach the argon arrangement, forming Cl-. Elements in the same group form ions of the same charge because they have the same number of outer electrons, which helps us predict ions of elements we have never worked with.</w:t>
             </w:r>
           </w:p>
         </w:tc>
@@ -1426,7 +1426,7 @@
                 <w:sz w:val="18"/>
                 <w:szCs w:val="18"/>
               </w:rPr>
-              <w:t xml:space="preserve">Deriving Chemical Formulae Using Valency and the Crossover Method</w:t>
+              <w:t xml:space="preserve">Valency and Oxidation Numbers: What Do Electron Arrangements Tell Us About Charge?</w:t>
             </w:r>
           </w:p>
         </w:tc>
@@ -1458,7 +1458,7 @@
                 <w:sz w:val="18"/>
                 <w:szCs w:val="18"/>
               </w:rPr>
-              <w:t xml:space="preserve">Students observed the crossover method applied to calcium chloride and sodium chloride on the board, and observed how crossing the numerical values of ion charges generates the correct subscript ratio in the formula.</w:t>
+              <w:t xml:space="preserve">We observed that Na, Mg and Al lose 1, 2 and 3 electrons to give oxidation numbers +1, +2 and +3, while Cl gains 1 and O gains 2 to give -1 and -2. We observed that iron forms Fe2+ and Fe3+ (in FeCl2 and Fe2O3) and copper forms Cu+ and Cu2+, so these transition elements have more than one oxidation number.</w:t>
             </w:r>
           </w:p>
         </w:tc>
@@ -1490,7 +1490,7 @@
                 <w:sz w:val="18"/>
                 <w:szCs w:val="18"/>
               </w:rPr>
-              <w:t xml:space="preserve">Students learned that the crossover method uses valency (the magnitude of the ion charge) to determine the subscript of each ion in an ionic formula, that brackets must enclose radicals when the subscript is greater than 1, and that the resulting formula can be verified by checking that total positive charge equals total negative charge.</w:t>
+              <w:t xml:space="preserve">We learned that valency is the number of electrons an atom loses, gains or shares (a positive whole number), and the oxidation number is the same number with a sign (+ for loss, - for gain). We learned that outer electrons let us infer these numbers for main-group elements, but transition elements such as iron and copper can have variable oxidation numbers.</w:t>
             </w:r>
           </w:p>
         </w:tc>
@@ -1522,7 +1522,7 @@
                 <w:sz w:val="18"/>
                 <w:szCs w:val="18"/>
               </w:rPr>
-              <w:t xml:space="preserve">The pattern is explained by the requirement for ionic compounds to be electrically neutral — the number of each ion type in the formula must be exactly the ratio that makes the sum of positive charges equal the sum of negative charges, which is precisely what the crossover method calculates from the valencies derived from periodic table position.</w:t>
+              <w:t xml:space="preserve">Elements in the same group, such as Li, Na and K, have the same outer electron count, so they all have valency 1 and oxidation number +1 and react alike despite masses of 7, 23 and 39. Atoms lose or gain electrons to reach the stable noble gas arrangement, which is why Na forms +1 and Cl forms -1. Iron and copper show that the outer-electron rule has limits, and this prepares us to use valencies and oxidation numbers to derive formulae next lesson.</w:t>
             </w:r>
           </w:p>
         </w:tc>
@@ -1575,7 +1575,7 @@
                 <w:sz w:val="18"/>
                 <w:szCs w:val="18"/>
               </w:rPr>
-              <w:t xml:space="preserve">Writing and Balancing Chemical Equations</w:t>
+              <w:t xml:space="preserve">Radicals and Deriving Formulae: Predicting the Compounds Elements Form</w:t>
             </w:r>
           </w:p>
         </w:tc>
@@ -1607,7 +1607,7 @@
                 <w:sz w:val="18"/>
                 <w:szCs w:val="18"/>
               </w:rPr>
-              <w:t xml:space="preserve">Students observed that the atom inventory table reveals imbalances in symbol equations for real reactions including sodium reacting with water and calcium carbonate decomposing at the Athi River cement plant.</w:t>
+              <w:t xml:space="preserve">We observed that compounds are neutral, and that ions combine in ratios that balance their charges: NaCl (1:1), MgO (1:1), CaCl2 (1:2), Al2O3 (2:3), KNO3 and Ca(NO3)2 with radicals, and Fe2O3, FeCl2 and CuO for elements with variable oxidation numbers.</w:t>
             </w:r>
           </w:p>
         </w:tc>
@@ -1639,7 +1639,7 @@
                 <w:sz w:val="18"/>
                 <w:szCs w:val="18"/>
               </w:rPr>
-              <w:t xml:space="preserve">Students learned the three-step method for writing and balancing chemical equations: (1) write the word equation, (2) replace substances with correct formulae to give the unbalanced symbol equation, (3) adjust coefficients — never subscripts — using an atom inventory table until atoms are equal on both sides.</w:t>
+              <w:t xml:space="preserve">We learned that a radical is a charged group of atoms that stays together (NO3-, OH-, SO4 2-, CO3 2-, NH4+, PO4 3-), and that the criss-cross method, with brackets around radicals when a subscript is needed, helps us derive formulae by swapping valencies and checking that the total positive charge equals the total negative charge.</w:t>
             </w:r>
           </w:p>
         </w:tc>
@@ -1671,7 +1671,7 @@
                 <w:sz w:val="18"/>
                 <w:szCs w:val="18"/>
               </w:rPr>
-              <w:t xml:space="preserve">The requirement to balance equations is explained by the principle that atoms are conserved in chemical reactions — no atom is created or destroyed, only rearranged — which means the total number of each type of atom must be identical in the reactants and the products, connecting to the Law of Conservation of Mass.</w:t>
+              <w:t xml:space="preserve">We can explain that electron arrangement decides the ion charge (for example, the 1 outer electron of K gives K+, and 3 outer electrons of Al give Al3+). The ion charges then decide how many of each ion are needed to make a neutral compound, so we can predict formulae such as NaCl, CaCl2, Al2O3 and KNO3 and explain why Li, Na and K form similar compounds despite their different masses.</w:t>
             </w:r>
           </w:p>
         </w:tc>
@@ -1724,7 +1724,7 @@
                 <w:sz w:val="18"/>
                 <w:szCs w:val="18"/>
               </w:rPr>
-              <w:t xml:space="preserve">Consolidation and Extended Problem Solving: From Periodic Table Position to Balanced Equation</w:t>
+              <w:t xml:space="preserve">Writing and Balancing Chemical Equations: What Happens When Sodium Meets Water?</w:t>
             </w:r>
           </w:p>
         </w:tc>
@@ -1756,7 +1756,7 @@
                 <w:sz w:val="18"/>
                 <w:szCs w:val="18"/>
               </w:rPr>
-              <w:t xml:space="preserve">Students observed that urea, calcium ammonium nitrate, and muriate of potash each contain elements from identifiable chemical families on the periodic table (non-metals C, N, O; alkali metal K; alkaline earth metal Ca; halogen Cl). They also observed that the balanced equation for potassium reacting with water follows the same pattern as sodium reacting with water, consistent with both being in Group 1.</w:t>
+              <w:t xml:space="preserve">We observed that sodium reacts with water by melting into a ball, darting and fizzing, that potassium reacts even more vigorously with a lilac flame and lithium more gently, that a gas (hydrogen) forms and the solution turns red litmus blue. We also saw that the unbalanced equation Na + H2O -&gt; NaOH + H2 has unequal numbers of hydrogen atoms on each side.</w:t>
             </w:r>
           </w:p>
         </w:tc>
@@ -1788,7 +1788,7 @@
                 <w:sz w:val="18"/>
                 <w:szCs w:val="18"/>
               </w:rPr>
-              <w:t xml:space="preserve">Students learned that the complete chain from periodic table position to balanced equation can be applied to real Kenyan agricultural chemicals. They confirmed that valency derived from electron arrangement correctly predicts compound formulae, and that balancing equations requires conservation of atoms on both sides (consistent with the Law of Conservation of Mass from Lesson 8).</w:t>
+              <w:t xml:space="preserve">We learned that a chemical equation must have the same number of each kind of atom on both sides, and we balance it by changing coefficients only, never subscripts. We learned to use state symbols (s), (l), (g), (aq) and to write correct formulae first using valencies from Lesson 8.</w:t>
             </w:r>
           </w:p>
         </w:tc>
@@ -1820,7 +1820,7 @@
                 <w:sz w:val="18"/>
                 <w:szCs w:val="18"/>
               </w:rPr>
-              <w:t xml:space="preserve">Students explained that an element s position in the periodic table (its group) determines its number of outer electrons, which determines whether it forms a cation or anion and with what valency. That valency determines the formula of its ionic compounds via the crossover method, and those formulae are the building blocks of balanced chemical equations — all of which can be read from the element cards that seemed purely puzzling in Lesson 1.</w:t>
+              <w:t xml:space="preserve">Li, Na and K have very different masses but each has one outer electron, so each loses it to form a 1+ ion and follows the same equation pattern, 2M + 2H2O -&gt; 2MOH + H2 (for example 2Na + 2H2O -&gt; 2NaOH + H2). The pattern is decided by the outer electron count, which sets the group, and not by mass. Balanced equations for 2Na + Cl2 -&gt; 2NaCl, 4Al + 3O2 -&gt; 2Al2O3 and Ca + 2HCl -&gt; CaCl2 + H2 follow from the ions each element forms.</w:t>
             </w:r>
           </w:p>
         </w:tc>
@@ -1873,7 +1873,7 @@
                 <w:sz w:val="18"/>
                 <w:szCs w:val="18"/>
               </w:rPr>
-              <w:t xml:space="preserve">Model Gallery Walk, DQB Closure &amp; Unit Reflection</w:t>
+              <w:t xml:space="preserve">Final Model Revision and Presentation: Using Electron Arrangement to Explain the Periodic Table and Predict Strontium</w:t>
             </w:r>
           </w:p>
         </w:tc>
@@ -1905,7 +1905,7 @@
                 <w:sz w:val="18"/>
                 <w:szCs w:val="18"/>
               </w:rPr>
-              <w:t xml:space="preserve">Students observed (in Lesson 1) that element cards for sodium and chlorine looked completely different — different reactivity ratings, different Kenyan contexts (ugali salt vs. Gigiri water treatment), different physical appearances — yet by the end of the unit they discovered these two elements combine to form the single most familiar compound in Kenyan daily life: the salt from the Malindi salt flats that seasons ugali across the country.</w:t>
+              <w:t xml:space="preserve">We observed that elements in the same group (Li, Na, K) react alike despite very different masses (7, 23, 39), neighbours such as Na, Mg, Ne and Ar behave differently, and Ne and Ar do not react. We used the first 20 elements' electron arrangements and ion data to see that outer electron count matches group and noble gas arrangements match ion charges. For strontium (Z38, 2,8,18,8,2) we saw two outer electrons and five energy levels.</w:t>
             </w:r>
           </w:p>
         </w:tc>
@@ -1937,7 +1937,7 @@
                 <w:sz w:val="18"/>
                 <w:szCs w:val="18"/>
               </w:rPr>
-              <w:t xml:space="preserve">Students learned that every element's behaviour is determined by its electron arrangement, which is encoded in its position on the periodic table (period = number of shells; group = number of valence electrons). This arrangement determines whether an atom forms a cation (loses electrons, e.g. Na → Na⁺) or an anion (gains electrons, e.g. Cl → Cl⁻), its valency and oxidation number, the formula of its compounds (using valency crossover), and the balanced equation for its reactions. The periodic table is therefore a predictive map, not merely a list.</w:t>
+              <w:t xml:space="preserve">We learned that elements are ordered by atomic number (Moseley, 1913), that outer electrons decide the group and occupied energy levels decide the period, and that atoms lose or gain electrons to reach a stable noble gas arrangement. This lets us predict ions, valencies, oxidation numbers and formulae such as NaCl, CaCl2, Al2O3 and KNO3. We also learned that sharing of electrons is explained in bonding (Sub-Strand 1.4).</w:t>
             </w:r>
           </w:p>
         </w:tc>
@@ -1969,7 +1969,7 @@
                 <w:sz w:val="18"/>
                 <w:szCs w:val="18"/>
               </w:rPr>
-              <w:t xml:space="preserve">The mystery of the element cards is resolved: elements that seem physically different can be chemically complementary because their electron arrangements are mirror-image incomplete — sodium has one electron to give, chlorine has one space to receive. The 'invisible rule' (electron arrangement seeking noble-gas stability) explains every visible pattern on the cards and on the periodic table. This same principle — that electrons determine bonding — will drive Sub-Strand 1.4, where students will investigate WHY Na⁺ and Cl⁻ attract each other and what that attraction means for the physical properties of substances.</w:t>
+              <w:t xml:space="preserve">The hidden property is electron arrangement. Sr has 2 outer electrons and 5 occupied levels, so it is in group 2, period 5. It loses 2 electrons to form Sr2+ with a noble gas arrangement, like Mg2+ and Ca2+, so its compounds are SrCl2 and SrO. The same reasoning explains why Li, Na and K react alike, why Ne and Ar are unreactive, and why chlorine forms Cl- for water treatment in Nairobi and Mombasa.</w:t>
             </w:r>
           </w:p>
         </w:tc>
@@ -2093,7 +2093,7 @@
         </w:rPr>
         <w:t xml:space="preserve">© 2026 SeaVuria and ARES. This work is licensed under a </w:t>
       </w:r>
-      <w:hyperlink w:history="1" r:id="rIdwpeyjvj97j4rttd5tprfr">
+      <w:hyperlink w:history="1" r:id="rId56rugdesxg74zrh9wgaf8">
         <w:r>
           <w:rPr>
             <w:rFonts w:ascii="Arial" w:cs="Arial" w:eastAsia="Arial" w:hAnsi="Arial"/>
@@ -2113,7 +2113,7 @@
         </w:rPr>
         <w:t xml:space="preserve"> (</w:t>
       </w:r>
-      <w:hyperlink w:history="1" r:id="rIdgz4mtj84gsuvenxmhjddv">
+      <w:hyperlink w:history="1" r:id="rIdpnjb5mz7zhrjzcraoyry_">
         <w:r>
           <w:rPr>
             <w:rFonts w:ascii="Arial" w:cs="Arial" w:eastAsia="Arial" w:hAnsi="Arial"/>
@@ -2133,7 +2133,7 @@
         </w:rPr>
         <w:t xml:space="preserve">). To view a copy of this license, visit </w:t>
       </w:r>
-      <w:hyperlink w:history="1" r:id="rIdkfdac5lclyshbzxlewgge">
+      <w:hyperlink w:history="1" r:id="rIdvsnqzsosgotjvyjfz2e6q">
         <w:r>
           <w:rPr>
             <w:rFonts w:ascii="Arial" w:cs="Arial" w:eastAsia="Arial" w:hAnsi="Arial"/>

--- a/data/outputs/v2/Chemistry/SS1.3_The_Periodic_Table/Chemistry_The_Periodic_Table_SummaryTable.docx
+++ b/data/outputs/v2/Chemistry/SS1.3_The_Periodic_Table/Chemistry_The_Periodic_Table_SummaryTable.docx
@@ -4,6 +4,7 @@
   <w:body>
     <w:p>
       <w:pPr>
+        <w:keepNext w:val="false"/>
         <w:spacing w:after="30" w:before="0"/>
         <w:jc w:val="center"/>
       </w:pPr>
@@ -23,6 +24,7 @@
     </w:p>
     <w:p>
       <w:pPr>
+        <w:keepNext w:val="false"/>
         <w:spacing w:after="60" w:before="0"/>
         <w:jc w:val="center"/>
       </w:pPr>
@@ -81,6 +83,7 @@
           </w:tcPr>
           <w:p>
             <w:pPr>
+              <w:keepNext w:val="false"/>
               <w:spacing w:after="40" w:before="0"/>
               <w:jc w:val="center"/>
             </w:pPr>
@@ -115,6 +118,7 @@
           </w:tcPr>
           <w:p>
             <w:pPr>
+              <w:keepNext w:val="false"/>
               <w:spacing w:after="40" w:before="0"/>
               <w:jc w:val="left"/>
             </w:pPr>
@@ -147,6 +151,7 @@
           </w:tcPr>
           <w:p>
             <w:pPr>
+              <w:keepNext w:val="false"/>
               <w:spacing w:after="40" w:before="0"/>
               <w:jc w:val="left"/>
             </w:pPr>
@@ -181,6 +186,7 @@
           </w:tcPr>
           <w:p>
             <w:pPr>
+              <w:keepNext w:val="false"/>
               <w:spacing w:after="40" w:before="0"/>
               <w:jc w:val="left"/>
             </w:pPr>
@@ -213,6 +219,7 @@
           </w:tcPr>
           <w:p>
             <w:pPr>
+              <w:keepNext w:val="false"/>
               <w:spacing w:after="40" w:before="0"/>
               <w:jc w:val="left"/>
             </w:pPr>
@@ -273,6 +280,7 @@
           </w:tcPr>
           <w:p>
             <w:pPr>
+              <w:keepNext w:val="false"/>
               <w:spacing w:after="40" w:before="0"/>
               <w:jc w:val="center"/>
             </w:pPr>
@@ -307,6 +315,7 @@
           </w:tcPr>
           <w:p>
             <w:pPr>
+              <w:keepNext w:val="false"/>
               <w:spacing w:after="40" w:before="0"/>
               <w:jc w:val="left"/>
             </w:pPr>
@@ -369,6 +378,7 @@
           </w:tcPr>
           <w:p>
             <w:pPr>
+              <w:keepNext w:val="false"/>
               <w:spacing w:after="40" w:before="0"/>
               <w:jc w:val="left"/>
             </w:pPr>
@@ -401,6 +411,7 @@
           </w:tcPr>
           <w:p>
             <w:pPr>
+              <w:keepNext w:val="false"/>
               <w:spacing w:after="40" w:before="0"/>
               <w:jc w:val="left"/>
             </w:pPr>
@@ -433,6 +444,7 @@
           </w:tcPr>
           <w:p>
             <w:pPr>
+              <w:keepNext w:val="false"/>
               <w:spacing w:after="40" w:before="0"/>
               <w:jc w:val="left"/>
             </w:pPr>
@@ -465,6 +477,7 @@
           </w:tcPr>
           <w:p>
             <w:pPr>
+              <w:keepNext w:val="false"/>
               <w:spacing w:after="40" w:before="0"/>
               <w:jc w:val="left"/>
             </w:pPr>
@@ -499,6 +512,7 @@
           </w:tcPr>
           <w:p>
             <w:pPr>
+              <w:keepNext w:val="false"/>
               <w:spacing w:after="40" w:before="0"/>
               <w:jc w:val="left"/>
             </w:pPr>
@@ -518,6 +532,7 @@
           </w:p>
           <w:p>
             <w:pPr>
+              <w:keepNext w:val="false"/>
               <w:spacing w:after="40" w:before="0"/>
               <w:jc w:val="left"/>
             </w:pPr>
@@ -550,6 +565,7 @@
           </w:tcPr>
           <w:p>
             <w:pPr>
+              <w:keepNext w:val="false"/>
               <w:spacing w:after="40" w:before="0"/>
               <w:jc w:val="left"/>
             </w:pPr>
@@ -582,6 +598,7 @@
           </w:tcPr>
           <w:p>
             <w:pPr>
+              <w:keepNext w:val="false"/>
               <w:spacing w:after="40" w:before="0"/>
               <w:jc w:val="left"/>
             </w:pPr>
@@ -614,6 +631,7 @@
           </w:tcPr>
           <w:p>
             <w:pPr>
+              <w:keepNext w:val="false"/>
               <w:spacing w:after="40" w:before="0"/>
               <w:jc w:val="left"/>
             </w:pPr>
@@ -648,6 +666,7 @@
           </w:tcPr>
           <w:p>
             <w:pPr>
+              <w:keepNext w:val="false"/>
               <w:spacing w:after="40" w:before="0"/>
               <w:jc w:val="left"/>
             </w:pPr>
@@ -667,6 +686,7 @@
           </w:p>
           <w:p>
             <w:pPr>
+              <w:keepNext w:val="false"/>
               <w:spacing w:after="40" w:before="0"/>
               <w:jc w:val="left"/>
             </w:pPr>
@@ -699,6 +719,7 @@
           </w:tcPr>
           <w:p>
             <w:pPr>
+              <w:keepNext w:val="false"/>
               <w:spacing w:after="40" w:before="0"/>
               <w:jc w:val="left"/>
             </w:pPr>
@@ -731,6 +752,7 @@
           </w:tcPr>
           <w:p>
             <w:pPr>
+              <w:keepNext w:val="false"/>
               <w:spacing w:after="40" w:before="0"/>
               <w:jc w:val="left"/>
             </w:pPr>
@@ -763,6 +785,7 @@
           </w:tcPr>
           <w:p>
             <w:pPr>
+              <w:keepNext w:val="false"/>
               <w:spacing w:after="40" w:before="0"/>
               <w:jc w:val="left"/>
             </w:pPr>
@@ -797,6 +820,7 @@
           </w:tcPr>
           <w:p>
             <w:pPr>
+              <w:keepNext w:val="false"/>
               <w:spacing w:after="40" w:before="0"/>
               <w:jc w:val="left"/>
             </w:pPr>
@@ -816,6 +840,7 @@
           </w:p>
           <w:p>
             <w:pPr>
+              <w:keepNext w:val="false"/>
               <w:spacing w:after="40" w:before="0"/>
               <w:jc w:val="left"/>
             </w:pPr>
@@ -848,6 +873,7 @@
           </w:tcPr>
           <w:p>
             <w:pPr>
+              <w:keepNext w:val="false"/>
               <w:spacing w:after="40" w:before="0"/>
               <w:jc w:val="left"/>
             </w:pPr>
@@ -880,6 +906,7 @@
           </w:tcPr>
           <w:p>
             <w:pPr>
+              <w:keepNext w:val="false"/>
               <w:spacing w:after="40" w:before="0"/>
               <w:jc w:val="left"/>
             </w:pPr>
@@ -912,6 +939,7 @@
           </w:tcPr>
           <w:p>
             <w:pPr>
+              <w:keepNext w:val="false"/>
               <w:spacing w:after="40" w:before="0"/>
               <w:jc w:val="left"/>
             </w:pPr>
@@ -946,6 +974,7 @@
           </w:tcPr>
           <w:p>
             <w:pPr>
+              <w:keepNext w:val="false"/>
               <w:spacing w:after="40" w:before="0"/>
               <w:jc w:val="left"/>
             </w:pPr>
@@ -965,6 +994,7 @@
           </w:p>
           <w:p>
             <w:pPr>
+              <w:keepNext w:val="false"/>
               <w:spacing w:after="40" w:before="0"/>
               <w:jc w:val="left"/>
             </w:pPr>
@@ -997,6 +1027,7 @@
           </w:tcPr>
           <w:p>
             <w:pPr>
+              <w:keepNext w:val="false"/>
               <w:spacing w:after="40" w:before="0"/>
               <w:jc w:val="left"/>
             </w:pPr>
@@ -1029,6 +1060,7 @@
           </w:tcPr>
           <w:p>
             <w:pPr>
+              <w:keepNext w:val="false"/>
               <w:spacing w:after="40" w:before="0"/>
               <w:jc w:val="left"/>
             </w:pPr>
@@ -1061,6 +1093,7 @@
           </w:tcPr>
           <w:p>
             <w:pPr>
+              <w:keepNext w:val="false"/>
               <w:spacing w:after="40" w:before="0"/>
               <w:jc w:val="left"/>
             </w:pPr>
@@ -1095,6 +1128,7 @@
           </w:tcPr>
           <w:p>
             <w:pPr>
+              <w:keepNext w:val="false"/>
               <w:spacing w:after="40" w:before="0"/>
               <w:jc w:val="left"/>
             </w:pPr>
@@ -1114,6 +1148,7 @@
           </w:p>
           <w:p>
             <w:pPr>
+              <w:keepNext w:val="false"/>
               <w:spacing w:after="40" w:before="0"/>
               <w:jc w:val="left"/>
             </w:pPr>
@@ -1146,6 +1181,7 @@
           </w:tcPr>
           <w:p>
             <w:pPr>
+              <w:keepNext w:val="false"/>
               <w:spacing w:after="40" w:before="0"/>
               <w:jc w:val="left"/>
             </w:pPr>
@@ -1178,6 +1214,7 @@
           </w:tcPr>
           <w:p>
             <w:pPr>
+              <w:keepNext w:val="false"/>
               <w:spacing w:after="40" w:before="0"/>
               <w:jc w:val="left"/>
             </w:pPr>
@@ -1210,6 +1247,7 @@
           </w:tcPr>
           <w:p>
             <w:pPr>
+              <w:keepNext w:val="false"/>
               <w:spacing w:after="40" w:before="0"/>
               <w:jc w:val="left"/>
             </w:pPr>
@@ -1244,6 +1282,7 @@
           </w:tcPr>
           <w:p>
             <w:pPr>
+              <w:keepNext w:val="false"/>
               <w:spacing w:after="40" w:before="0"/>
               <w:jc w:val="left"/>
             </w:pPr>
@@ -1263,6 +1302,7 @@
           </w:p>
           <w:p>
             <w:pPr>
+              <w:keepNext w:val="false"/>
               <w:spacing w:after="40" w:before="0"/>
               <w:jc w:val="left"/>
             </w:pPr>
@@ -1295,6 +1335,7 @@
           </w:tcPr>
           <w:p>
             <w:pPr>
+              <w:keepNext w:val="false"/>
               <w:spacing w:after="40" w:before="0"/>
               <w:jc w:val="left"/>
             </w:pPr>
@@ -1327,6 +1368,7 @@
           </w:tcPr>
           <w:p>
             <w:pPr>
+              <w:keepNext w:val="false"/>
               <w:spacing w:after="40" w:before="0"/>
               <w:jc w:val="left"/>
             </w:pPr>
@@ -1359,6 +1401,7 @@
           </w:tcPr>
           <w:p>
             <w:pPr>
+              <w:keepNext w:val="false"/>
               <w:spacing w:after="40" w:before="0"/>
               <w:jc w:val="left"/>
             </w:pPr>
@@ -1393,6 +1436,7 @@
           </w:tcPr>
           <w:p>
             <w:pPr>
+              <w:keepNext w:val="false"/>
               <w:spacing w:after="40" w:before="0"/>
               <w:jc w:val="left"/>
             </w:pPr>
@@ -1412,6 +1456,7 @@
           </w:p>
           <w:p>
             <w:pPr>
+              <w:keepNext w:val="false"/>
               <w:spacing w:after="40" w:before="0"/>
               <w:jc w:val="left"/>
             </w:pPr>
@@ -1444,6 +1489,7 @@
           </w:tcPr>
           <w:p>
             <w:pPr>
+              <w:keepNext w:val="false"/>
               <w:spacing w:after="40" w:before="0"/>
               <w:jc w:val="left"/>
             </w:pPr>
@@ -1476,6 +1522,7 @@
           </w:tcPr>
           <w:p>
             <w:pPr>
+              <w:keepNext w:val="false"/>
               <w:spacing w:after="40" w:before="0"/>
               <w:jc w:val="left"/>
             </w:pPr>
@@ -1508,6 +1555,7 @@
           </w:tcPr>
           <w:p>
             <w:pPr>
+              <w:keepNext w:val="false"/>
               <w:spacing w:after="40" w:before="0"/>
               <w:jc w:val="left"/>
             </w:pPr>
@@ -1542,6 +1590,7 @@
           </w:tcPr>
           <w:p>
             <w:pPr>
+              <w:keepNext w:val="false"/>
               <w:spacing w:after="40" w:before="0"/>
               <w:jc w:val="left"/>
             </w:pPr>
@@ -1561,6 +1610,7 @@
           </w:p>
           <w:p>
             <w:pPr>
+              <w:keepNext w:val="false"/>
               <w:spacing w:after="40" w:before="0"/>
               <w:jc w:val="left"/>
             </w:pPr>
@@ -1593,6 +1643,7 @@
           </w:tcPr>
           <w:p>
             <w:pPr>
+              <w:keepNext w:val="false"/>
               <w:spacing w:after="40" w:before="0"/>
               <w:jc w:val="left"/>
             </w:pPr>
@@ -1625,6 +1676,7 @@
           </w:tcPr>
           <w:p>
             <w:pPr>
+              <w:keepNext w:val="false"/>
               <w:spacing w:after="40" w:before="0"/>
               <w:jc w:val="left"/>
             </w:pPr>
@@ -1657,6 +1709,7 @@
           </w:tcPr>
           <w:p>
             <w:pPr>
+              <w:keepNext w:val="false"/>
               <w:spacing w:after="40" w:before="0"/>
               <w:jc w:val="left"/>
             </w:pPr>
@@ -1691,6 +1744,7 @@
           </w:tcPr>
           <w:p>
             <w:pPr>
+              <w:keepNext w:val="false"/>
               <w:spacing w:after="40" w:before="0"/>
               <w:jc w:val="left"/>
             </w:pPr>
@@ -1710,6 +1764,7 @@
           </w:p>
           <w:p>
             <w:pPr>
+              <w:keepNext w:val="false"/>
               <w:spacing w:after="40" w:before="0"/>
               <w:jc w:val="left"/>
             </w:pPr>
@@ -1742,6 +1797,7 @@
           </w:tcPr>
           <w:p>
             <w:pPr>
+              <w:keepNext w:val="false"/>
               <w:spacing w:after="40" w:before="0"/>
               <w:jc w:val="left"/>
             </w:pPr>
@@ -1774,6 +1830,7 @@
           </w:tcPr>
           <w:p>
             <w:pPr>
+              <w:keepNext w:val="false"/>
               <w:spacing w:after="40" w:before="0"/>
               <w:jc w:val="left"/>
             </w:pPr>
@@ -1806,6 +1863,7 @@
           </w:tcPr>
           <w:p>
             <w:pPr>
+              <w:keepNext w:val="false"/>
               <w:spacing w:after="40" w:before="0"/>
               <w:jc w:val="left"/>
             </w:pPr>
@@ -1840,6 +1898,7 @@
           </w:tcPr>
           <w:p>
             <w:pPr>
+              <w:keepNext w:val="false"/>
               <w:spacing w:after="40" w:before="0"/>
               <w:jc w:val="left"/>
             </w:pPr>
@@ -1859,6 +1918,7 @@
           </w:p>
           <w:p>
             <w:pPr>
+              <w:keepNext w:val="false"/>
               <w:spacing w:after="40" w:before="0"/>
               <w:jc w:val="left"/>
             </w:pPr>
@@ -1891,6 +1951,7 @@
           </w:tcPr>
           <w:p>
             <w:pPr>
+              <w:keepNext w:val="false"/>
               <w:spacing w:after="40" w:before="0"/>
               <w:jc w:val="left"/>
             </w:pPr>
@@ -1923,6 +1984,7 @@
           </w:tcPr>
           <w:p>
             <w:pPr>
+              <w:keepNext w:val="false"/>
               <w:spacing w:after="40" w:before="0"/>
               <w:jc w:val="left"/>
             </w:pPr>
@@ -1955,6 +2017,7 @@
           </w:tcPr>
           <w:p>
             <w:pPr>
+              <w:keepNext w:val="false"/>
               <w:spacing w:after="40" w:before="0"/>
               <w:jc w:val="left"/>
             </w:pPr>
@@ -2093,7 +2156,7 @@
         </w:rPr>
         <w:t xml:space="preserve">© 2026 SeaVuria and ARES. This work is licensed under a </w:t>
       </w:r>
-      <w:hyperlink w:history="1" r:id="rId56rugdesxg74zrh9wgaf8">
+      <w:hyperlink w:history="1" r:id="rIdr7vvxaxcgwx6_wl5wmh3t">
         <w:r>
           <w:rPr>
             <w:rFonts w:ascii="Arial" w:cs="Arial" w:eastAsia="Arial" w:hAnsi="Arial"/>
@@ -2113,7 +2176,7 @@
         </w:rPr>
         <w:t xml:space="preserve"> (</w:t>
       </w:r>
-      <w:hyperlink w:history="1" r:id="rIdpnjb5mz7zhrjzcraoyry_">
+      <w:hyperlink w:history="1" r:id="rIdlke2pravebhw4msfo0cpi">
         <w:r>
           <w:rPr>
             <w:rFonts w:ascii="Arial" w:cs="Arial" w:eastAsia="Arial" w:hAnsi="Arial"/>
@@ -2133,7 +2196,7 @@
         </w:rPr>
         <w:t xml:space="preserve">). To view a copy of this license, visit </w:t>
       </w:r>
-      <w:hyperlink w:history="1" r:id="rIdvsnqzsosgotjvyjfz2e6q">
+      <w:hyperlink w:history="1" r:id="rIdhxerv2adbd6ka-kv5dcat">
         <w:r>
           <w:rPr>
             <w:rFonts w:ascii="Arial" w:cs="Arial" w:eastAsia="Arial" w:hAnsi="Arial"/>

--- a/data/outputs/v2/Chemistry/SS1.3_The_Periodic_Table/Chemistry_The_Periodic_Table_SummaryTable.docx
+++ b/data/outputs/v2/Chemistry/SS1.3_The_Periodic_Table/Chemistry_The_Periodic_Table_SummaryTable.docx
@@ -2156,7 +2156,7 @@
         </w:rPr>
         <w:t xml:space="preserve">© 2026 SeaVuria and ARES. This work is licensed under a </w:t>
       </w:r>
-      <w:hyperlink w:history="1" r:id="rIdr7vvxaxcgwx6_wl5wmh3t">
+      <w:hyperlink w:history="1" r:id="rIdukriubfnvutjlgsuucxke">
         <w:r>
           <w:rPr>
             <w:rFonts w:ascii="Arial" w:cs="Arial" w:eastAsia="Arial" w:hAnsi="Arial"/>
@@ -2176,7 +2176,7 @@
         </w:rPr>
         <w:t xml:space="preserve"> (</w:t>
       </w:r>
-      <w:hyperlink w:history="1" r:id="rIdlke2pravebhw4msfo0cpi">
+      <w:hyperlink w:history="1" r:id="rIdwysqfi0qwqd02ub-2xrju">
         <w:r>
           <w:rPr>
             <w:rFonts w:ascii="Arial" w:cs="Arial" w:eastAsia="Arial" w:hAnsi="Arial"/>
@@ -2196,7 +2196,7 @@
         </w:rPr>
         <w:t xml:space="preserve">). To view a copy of this license, visit </w:t>
       </w:r>
-      <w:hyperlink w:history="1" r:id="rIdhxerv2adbd6ka-kv5dcat">
+      <w:hyperlink w:history="1" r:id="rIdaf91q78us9w09ltghgz-w">
         <w:r>
           <w:rPr>
             <w:rFonts w:ascii="Arial" w:cs="Arial" w:eastAsia="Arial" w:hAnsi="Arial"/>
